--- a/zkstark.docx
+++ b/zkstark.docx
@@ -28,7 +28,15 @@
     </w:p>
     <w:p>
       <w:r>
-        <w:t>В современной практике клинических исследований и международных научных проектов ключевой организационной проблемой является консолидация лабораторных данных, полученных в различных географически распределенных центрах. Проведение многоцентровых рандомизированных испытаний, формирование эпидемиологических когорт и ведение международных регистров пациентов требуют объединения широкого спектра показателей – от концентраций биомаркеров до генетических и иммунологических профилей – для последующего статистического анализа. При этом передача таких данных через границы государств неизбежно подпадает под действие нормативно-правовых актов, регулирующих обращение с персональными и медицинскими данными [</w:t>
+        <w:t xml:space="preserve">В современной практике клинических исследований и международных научных проектов ключевой организационной проблемой является консолидация лабораторных данных, полученных в различных географически распределенных центрах. Проведение многоцентровых рандомизированных испытаний, формирование эпидемиологических когорт и ведение международных регистров пациентов требуют объединения широкого спектра показателей – от концентраций </w:t>
+      </w:r>
+      <w:proofErr w:type="spellStart"/>
+      <w:r>
+        <w:t>биомаркеров</w:t>
+      </w:r>
+      <w:proofErr w:type="spellEnd"/>
+      <w:r>
+        <w:t xml:space="preserve"> до генетических и иммунологических профилей – для последующего статистического анализа. При этом передача таких данных через границы государств неизбежно подпадает под действие нормативно-правовых актов, регулирующих обращение с персональными и медицинскими данными [</w:t>
       </w:r>
       <w:r>
         <w:fldChar w:fldCharType="begin"/>
@@ -110,7 +118,31 @@
     </w:p>
     <w:p>
       <w:r>
-        <w:t>Решение задачи верификации данных без их раскрытия лежит в плоскости криптографических протоколов доказательства с нулевым разглашением (Zero-Knowledge Proofs, ZKP). В частности, семейство протоколов zk-STARK [</w:t>
+        <w:t>Решение задачи верификации данных без их раскрытия лежит в плоскости криптографических протоколов доказательства с нулевым разглашением (Zero-</w:t>
+      </w:r>
+      <w:proofErr w:type="spellStart"/>
+      <w:r>
+        <w:t>Knowledge</w:t>
+      </w:r>
+      <w:proofErr w:type="spellEnd"/>
+      <w:r>
+        <w:t xml:space="preserve"> </w:t>
+      </w:r>
+      <w:proofErr w:type="spellStart"/>
+      <w:r>
+        <w:t>Proofs</w:t>
+      </w:r>
+      <w:proofErr w:type="spellEnd"/>
+      <w:r>
+        <w:t xml:space="preserve">, ZKP). В частности, семейство протоколов </w:t>
+      </w:r>
+      <w:proofErr w:type="spellStart"/>
+      <w:r>
+        <w:t>zk</w:t>
+      </w:r>
+      <w:proofErr w:type="spellEnd"/>
+      <w:r>
+        <w:t>-STARK [</w:t>
       </w:r>
       <w:r>
         <w:fldChar w:fldCharType="begin"/>
@@ -128,12 +160,44 @@
         <w:fldChar w:fldCharType="end"/>
       </w:r>
       <w:r>
-        <w:t>] обеспечивает вычислительную целостность, обладая при этом постквантовой стойкостью и высокой масштабируемостью. Использование zk-STARK позволяет лаборатории генерировать математическое доказательство того, что её агрегированные статистики вычислены корректно. Верификатор же может подтвердить истинность этих расчетов, не получая доступа к исходным измерениям, что обеспечивает математическую гарантию достоверности входных данных при сохранении их полной конфиденциальности.</w:t>
+        <w:t xml:space="preserve">] обеспечивает вычислительную целостность, обладая при этом </w:t>
+      </w:r>
+      <w:proofErr w:type="spellStart"/>
+      <w:r>
+        <w:t>постквантовой</w:t>
+      </w:r>
+      <w:proofErr w:type="spellEnd"/>
+      <w:r>
+        <w:t xml:space="preserve"> стойкостью и высокой масштабируемостью. Использование </w:t>
+      </w:r>
+      <w:proofErr w:type="spellStart"/>
+      <w:r>
+        <w:t>zk</w:t>
+      </w:r>
+      <w:proofErr w:type="spellEnd"/>
+      <w:r>
+        <w:t>-STARK позволяет лаборатории генерировать математическое доказательство того, что её агрегированные статистики вычислены корректно. Верификатор же может подтвердить истинность этих расчетов, не получая доступа к исходным измерениям, что обеспечивает математическую гарантию достоверности входных данных при сохранении их полной конфиденциальности.</w:t>
       </w:r>
     </w:p>
     <w:p>
       <w:r>
-        <w:t xml:space="preserve">Несмотря на эффективность описанной схемы для параметрических методов, в клинической практике распределение биомаркеров часто не соответствует нормальному закону, что требует применения непараметрических критериев. Наиболее распространенный критерий Вилкоксона–Манна–Уитни сложно адаптировать к протоколам с нулевым разглашением, так как он основан на ранжировании объединенной выборки, требующем либо раскрытия всех значений, либо организации сложного многостороннего вычисления. В качестве альтернативы, совместимой с ограничениями на </w:t>
+        <w:t xml:space="preserve">Несмотря на эффективность описанной схемы для параметрических методов, в клинической практике распределение </w:t>
+      </w:r>
+      <w:proofErr w:type="spellStart"/>
+      <w:r>
+        <w:t>биомаркеров</w:t>
+      </w:r>
+      <w:proofErr w:type="spellEnd"/>
+      <w:r>
+        <w:t xml:space="preserve"> часто не соответствует нормальному закону, что требует применения непараметрических критериев. Наиболее распространенный критерий </w:t>
+      </w:r>
+      <w:proofErr w:type="spellStart"/>
+      <w:r>
+        <w:t>Вилкоксона</w:t>
+      </w:r>
+      <w:proofErr w:type="spellEnd"/>
+      <w:r>
+        <w:t xml:space="preserve">–Манна–Уитни сложно адаптировать к протоколам с нулевым разглашением, так как он основан на ранжировании объединенной выборки, требующем либо раскрытия всех значений, либо организации сложного многостороннего вычисления. В качестве альтернативы, совместимой с ограничениями на </w:t>
       </w:r>
       <w:r>
         <w:lastRenderedPageBreak/>
@@ -155,19 +219,7 @@
         <w:fldChar w:fldCharType="end"/>
       </w:r>
       <w:r>
-        <w:t xml:space="preserve">]. В классической реализации данный тест предполагает использование общей медианы в качестве порога для построения таблицы сопряженности 2×2, что в условиях распределенных вычислений требует итерационного поиска. Для оптимизации вычислительного процесса и сохранения конфиденциальности в настоящем исследовании предлагается использование упрощенного порога, определяемого как </w:t>
-      </w:r>
-      <w:r>
-        <w:t>взвешенное среднее</w:t>
-      </w:r>
-      <w:r>
-        <w:t xml:space="preserve"> </w:t>
-      </w:r>
-      <w:r>
-        <w:t>арифметическое медиан</w:t>
-      </w:r>
-      <w:r>
-        <w:t xml:space="preserve"> участвующих групп. Такая аппроксимация позволяет лабораториям независимо вычислять количество значений, превышающих порог, и передавать агрегатору только эти счетчики вместе с объемами выборок. Данный подход позволяет агрегатору вычислить точный p-уровень значимости по двустороннему критерию Фишера [</w:t>
+        <w:t>]. В классической реализации данный тест предполагает использование общей медианы в качестве порога для построения таблицы сопряженности 2×2, что в условиях распределенных вычислений требует итерационного поиска. Для оптимизации вычислительного процесса и сохранения конфиденциальности в настоящем исследовании предлагается использование упрощенного порога, определяемого как взвешенное среднее арифметическое медиан участвующих групп. Такая аппроксимация позволяет лабораториям независимо вычислять количество значений, строго превышающих порог, и передавать агрегатору только эти счетчики вместе с объемами выборок. Данный подход позволяет агрегатору вычислить точный p-уровень значимости по двустороннему критерию Фишера [</w:t>
       </w:r>
       <w:r>
         <w:rPr>
@@ -235,7 +287,23 @@
         <w:fldChar w:fldCharType="end"/>
       </w:r>
       <w:r>
-        <w:t>], не имея доступа к индивидуальным данным. При этом использование протокола zk-STARK гарантирует, что все переданные компоненты – от выборочных медиан до W-статистики критерия Шапиро–Уилка [</w:t>
+        <w:t xml:space="preserve">], не имея доступа к индивидуальным данным. При этом использование протокола </w:t>
+      </w:r>
+      <w:proofErr w:type="spellStart"/>
+      <w:r>
+        <w:t>zk</w:t>
+      </w:r>
+      <w:proofErr w:type="spellEnd"/>
+      <w:r>
+        <w:t>-STARK гарантирует, что все переданные компоненты – от выборочных медиан до W-статистики критерия Шапиро–</w:t>
+      </w:r>
+      <w:proofErr w:type="spellStart"/>
+      <w:r>
+        <w:t>Уилка</w:t>
+      </w:r>
+      <w:proofErr w:type="spellEnd"/>
+      <w:r>
+        <w:t xml:space="preserve"> [</w:t>
       </w:r>
       <w:r>
         <w:fldChar w:fldCharType="begin"/>
@@ -258,7 +326,15 @@
     </w:p>
     <w:p>
       <w:r>
-        <w:t>Таким образом, целью настоящей работы является разработка и валидация комплексного криптографического протокола на основе zk-STARK, позволяющего проводить достоверный статистический анализ результатов без раскрытия первичных данных.</w:t>
+        <w:t xml:space="preserve">Таким образом, целью настоящей работы является разработка и валидация комплексного криптографического протокола на основе </w:t>
+      </w:r>
+      <w:proofErr w:type="spellStart"/>
+      <w:r>
+        <w:t>zk</w:t>
+      </w:r>
+      <w:proofErr w:type="spellEnd"/>
+      <w:r>
+        <w:t>-STARK, позволяющего проводить достоверный статистический анализ результатов без раскрытия первичных данных.</w:t>
       </w:r>
     </w:p>
     <w:p>
@@ -271,12 +347,20 @@
     </w:p>
     <w:p>
       <w:r>
-        <w:t>Разработанный протокол предполагает взаимодействия двух независимых лабораторий и центрального агрегатора. Основным принципом архитектуры является полное исключение передачи первичных данных пациентов (сырых результатов измерений) за пределы локальных информационных систем лабораторий. Процесс разделен на два последовательных раунда обмена данными, каждый из которых сопровождается генерацией криптографического доказательства целостности вычислений.</w:t>
+        <w:t>Разработанный протокол предполагает взаимодействие двух независимых лабораторий и центрального агрегатора. Основным принципом архитектуры является полное исключение передачи первичных данных пациентов (сырых результатов измерений) за пределы локальных информационных систем лабораторий. Процесс разделен на два последовательных раунда обмена данными, каждый из которых сопровождается генерацией криптографического доказательства целостности вычислений.</w:t>
       </w:r>
     </w:p>
     <w:p>
       <w:r>
-        <w:t>В первом раунде каждая лаборатория в защищенной среде выполняет первичную обработку данных, вычисляя набор дескриптивных статистик: объем выборки, сумму значений, сумму квадратов значений, выборочную медиану и критерий Шапиро–Уилка. Результаты отправляются в публичный журнал (</w:t>
+        <w:t>В первом раунде каждая лаборатория в защищенной среде выполняет первичную обработку данных, вычисляя набор дескриптивных статистик: объем выборки, сумму значений, сумму квадратов значений, выборочную медиану, первый и третий квартили, а также критерий Шапиро–</w:t>
+      </w:r>
+      <w:proofErr w:type="spellStart"/>
+      <w:r>
+        <w:t>Уилка</w:t>
+      </w:r>
+      <w:proofErr w:type="spellEnd"/>
+      <w:r>
+        <w:t>. Результаты отправляются в публичный журнал (</w:t>
       </w:r>
       <m:oMath>
         <m:r>
@@ -336,19 +420,23 @@
         </m:acc>
       </m:oMath>
       <w:r>
-        <w:t xml:space="preserve"> </w:t>
-      </w:r>
-      <w:r>
-        <w:t>как взвешенное среднее арифметическое медиан групп</w:t>
-      </w:r>
-      <w:r>
-        <w:t xml:space="preserve">. взвешивания </w:t>
-      </w:r>
-      <w:r>
-        <w:t>Вес каждой группы равен произведению её объёма на квартильную плотность</w:t>
-      </w:r>
-      <w:r>
-        <w:t>:</w:t>
+        <w:t xml:space="preserve"> как взвешенное среднее арифметическое мед</w:t>
+      </w:r>
+      <w:proofErr w:type="spellStart"/>
+      <w:r>
+        <w:t>иан</w:t>
+      </w:r>
+      <w:proofErr w:type="spellEnd"/>
+      <w:r>
+        <w:t xml:space="preserve"> групп. Вес каждой группы равен произведению её объёма на </w:t>
+      </w:r>
+      <w:proofErr w:type="spellStart"/>
+      <w:r>
+        <w:t>квартильную</w:t>
+      </w:r>
+      <w:proofErr w:type="spellEnd"/>
+      <w:r>
+        <w:t xml:space="preserve"> плотность:</w:t>
       </w:r>
     </w:p>
     <w:p>
@@ -755,15 +843,65 @@
         <w:rPr>
           <w:rFonts w:eastAsiaTheme="minorEastAsia"/>
         </w:rPr>
-        <w:t xml:space="preserve"> –квартильная плотность (</w:t>
+        <w:t xml:space="preserve"> – квартильная плотность (</w:t>
       </w:r>
       <m:oMath>
-        <m:r>
-          <w:rPr>
-            <w:rFonts w:ascii="Cambria Math" w:eastAsiaTheme="minorEastAsia" w:hAnsi="Cambria Math"/>
-          </w:rPr>
-          <m:t>0,5÷</m:t>
-        </m:r>
+        <m:f>
+          <m:fPr>
+            <m:type m:val="lin"/>
+            <m:ctrlPr>
+              <w:rPr>
+                <w:rFonts w:ascii="Cambria Math" w:eastAsiaTheme="minorEastAsia" w:hAnsi="Cambria Math"/>
+                <w:i/>
+                <w:lang w:val="en-US"/>
+              </w:rPr>
+            </m:ctrlPr>
+          </m:fPr>
+          <m:num>
+            <m:r>
+              <w:rPr>
+                <w:rFonts w:ascii="Cambria Math" w:eastAsiaTheme="minorEastAsia" w:hAnsi="Cambria Math"/>
+              </w:rPr>
+              <m:t>0,5</m:t>
+            </m:r>
+          </m:num>
+          <m:den>
+            <m:sSub>
+              <m:sSubPr>
+                <m:ctrlPr>
+                  <w:rPr>
+                    <w:rFonts w:ascii="Cambria Math" w:hAnsi="Cambria Math"/>
+                    <w:i/>
+                  </w:rPr>
+                </m:ctrlPr>
+              </m:sSubPr>
+              <m:e>
+                <m:r>
+                  <w:rPr>
+                    <w:rFonts w:ascii="Cambria Math" w:hAnsi="Cambria Math"/>
+                  </w:rPr>
+                  <m:t>IQR</m:t>
+                </m:r>
+              </m:e>
+              <m:sub>
+                <m:r>
+                  <w:rPr>
+                    <w:rFonts w:ascii="Cambria Math" w:hAnsi="Cambria Math"/>
+                  </w:rPr>
+                  <m:t>j</m:t>
+                </m:r>
+              </m:sub>
+            </m:sSub>
+          </m:den>
+        </m:f>
+      </m:oMath>
+      <w:r>
+        <w:rPr>
+          <w:rFonts w:eastAsiaTheme="minorEastAsia"/>
+        </w:rPr>
+        <w:t xml:space="preserve">), </w:t>
+      </w:r>
+      <m:oMath>
         <m:sSub>
           <m:sSubPr>
             <m:ctrlPr>
@@ -777,8 +915,9 @@
             <m:r>
               <w:rPr>
                 <w:rFonts w:ascii="Cambria Math" w:hAnsi="Cambria Math"/>
-              </w:rPr>
-              <m:t>IQR</m:t>
+                <w:lang w:val="en-US"/>
+              </w:rPr>
+              <m:t>n</m:t>
             </m:r>
           </m:e>
           <m:sub>
@@ -795,7 +934,7 @@
         <w:rPr>
           <w:rFonts w:eastAsiaTheme="minorEastAsia"/>
         </w:rPr>
-        <w:t xml:space="preserve">), </w:t>
+        <w:t xml:space="preserve"> – объем группы, </w:t>
       </w:r>
       <m:oMath>
         <m:sSub>
@@ -811,15 +950,15 @@
             <m:r>
               <w:rPr>
                 <w:rFonts w:ascii="Cambria Math" w:hAnsi="Cambria Math"/>
-                <w:lang w:val="en-US"/>
-              </w:rPr>
-              <m:t>n</m:t>
+              </w:rPr>
+              <m:t>med</m:t>
             </m:r>
           </m:e>
           <m:sub>
             <m:r>
               <w:rPr>
                 <w:rFonts w:ascii="Cambria Math" w:hAnsi="Cambria Math"/>
+                <w:lang w:val="en-US"/>
               </w:rPr>
               <m:t>j</m:t>
             </m:r>
@@ -830,41 +969,6 @@
         <w:rPr>
           <w:rFonts w:eastAsiaTheme="minorEastAsia"/>
         </w:rPr>
-        <w:t xml:space="preserve"> – объем группы, </w:t>
-      </w:r>
-      <m:oMath>
-        <m:sSub>
-          <m:sSubPr>
-            <m:ctrlPr>
-              <w:rPr>
-                <w:rFonts w:ascii="Cambria Math" w:hAnsi="Cambria Math"/>
-                <w:i/>
-              </w:rPr>
-            </m:ctrlPr>
-          </m:sSubPr>
-          <m:e>
-            <m:r>
-              <w:rPr>
-                <w:rFonts w:ascii="Cambria Math" w:hAnsi="Cambria Math"/>
-              </w:rPr>
-              <m:t>med</m:t>
-            </m:r>
-          </m:e>
-          <m:sub>
-            <m:r>
-              <w:rPr>
-                <w:rFonts w:ascii="Cambria Math" w:hAnsi="Cambria Math"/>
-                <w:lang w:val="en-US"/>
-              </w:rPr>
-              <m:t>j</m:t>
-            </m:r>
-          </m:sub>
-        </m:sSub>
-      </m:oMath>
-      <w:r>
-        <w:rPr>
-          <w:rFonts w:eastAsiaTheme="minorEastAsia"/>
-        </w:rPr>
         <w:t xml:space="preserve"> – медиана.</w:t>
       </w:r>
     </w:p>
@@ -873,19 +977,15 @@
         <w:spacing w:before="100" w:beforeAutospacing="1"/>
       </w:pPr>
       <w:r>
-        <w:t>Такое взвешивание подстраивает порог под</w:t>
-      </w:r>
-      <w:r>
-        <w:t xml:space="preserve"> </w:t>
-      </w:r>
-      <w:r>
-        <w:t>объединённое распределение: группа с большим объёмом и меньшим разбросом</w:t>
-      </w:r>
-      <w:r>
-        <w:t xml:space="preserve"> </w:t>
-      </w:r>
-      <w:r>
-        <w:t>сильнее притягивает общую медиану к себе. Если обе группы вырождены по размаху (межквартильный размах равен нулю), веса сводятся к объёмам групп.</w:t>
+        <w:t>Такое взвешивание подстраивает порог под объединённое распределение: группа с большим объёмом и меньшим разбросом сильнее притягивает общую медиану к себе. Если обе группы вырождены по размаху (</w:t>
+      </w:r>
+      <w:proofErr w:type="spellStart"/>
+      <w:r>
+        <w:t>межквартильный</w:t>
+      </w:r>
+      <w:proofErr w:type="spellEnd"/>
+      <w:r>
+        <w:t xml:space="preserve"> размах равен нулю), веса сводятся к объёмам групп.</w:t>
       </w:r>
     </w:p>
     <w:p>
@@ -932,12 +1032,20 @@
         </m:r>
       </m:oMath>
       <w:r>
-        <w:t xml:space="preserve"> и степеней свободы по методу Саттертуэйта производится исключительно на основе суммарных статистик, предоставленных лабораториями в первом раунде. Вычисление двустороннего p-значения реализуется через расчет регулярной неполной бета-функции.</w:t>
+        <w:t xml:space="preserve"> и степеней свободы по методу Саттертуэйта производится исключительно на основе суммарных статистик, предоставленных лабораториями в первом ра</w:t>
+      </w:r>
+      <w:proofErr w:type="spellStart"/>
+      <w:r>
+        <w:t>унде</w:t>
+      </w:r>
+      <w:proofErr w:type="spellEnd"/>
+      <w:r>
+        <w:t>. Вычисление двустороннего p-значения реализуется через расчет регулярной неполной бета-функции.</w:t>
       </w:r>
     </w:p>
     <w:p>
       <w:r>
-        <w:t xml:space="preserve">Непараметрический анализ использует медианный тест Муда, который свободен от распределения и осуществляет статистический вывод на построении таблицы сопряженности 2×2, где фиксируется число значений выше и ниже заданного порога в каждой группе. Получение точного уровня значимости </w:t>
+        <w:t xml:space="preserve">Непараметрический анализ использует медианный тест Муда, который свободен от распределения и осуществляет статистический вывод на основе таблицы сопряженности 2×2, где фиксируется число значений выше и ниже заданного порога в каждой группе. Получение точного уровня значимости </w:t>
       </w:r>
       <w:r>
         <w:rPr>
@@ -951,7 +1059,23 @@
     </w:p>
     <w:p>
       <w:r>
-        <w:t>Техническая реализация протокола выполнена с использованием виртуальной машины доказательств с нулевым разглашением Risc Zero zkVM. Протокол организован как иерархическая композиция доказательств: агрегатор внутри своей гостевой среды верифицирует криптографические журналы, полученные от лабораторий, и сопоставляет их содержимое с входными параметрами текущего раунда (рисунок</w:t>
+        <w:t xml:space="preserve">Техническая реализация протокола выполнена с использованием виртуальной машины доказательств с нулевым разглашением </w:t>
+      </w:r>
+      <w:proofErr w:type="spellStart"/>
+      <w:r>
+        <w:t>Risc</w:t>
+      </w:r>
+      <w:proofErr w:type="spellEnd"/>
+      <w:r>
+        <w:t xml:space="preserve"> Zero </w:t>
+      </w:r>
+      <w:proofErr w:type="spellStart"/>
+      <w:r>
+        <w:t>zkVM</w:t>
+      </w:r>
+      <w:proofErr w:type="spellEnd"/>
+      <w:r>
+        <w:t>. Протокол организован как иерархическая композиция доказательств: агрегатор внутри своей гостевой среды верифицирует криптографические журналы, полученные от лабораторий, и сопоставляет их содержимое с входными параметрами текущего раунда (рисунок</w:t>
       </w:r>
       <w:r>
         <w:fldChar w:fldCharType="begin"/>
@@ -999,10 +1123,10 @@
             <v:path o:extrusionok="f" gradientshapeok="t" o:connecttype="rect"/>
             <o:lock v:ext="edit" aspectratio="t"/>
           </v:shapetype>
-          <v:shape id="_x0000_i1033" type="#_x0000_t75" style="width:467.4pt;height:164.4pt" o:ole="">
+          <v:shape id="_x0000_i1025" type="#_x0000_t75" style="width:467.4pt;height:164.4pt" o:ole="">
             <v:imagedata r:id="rId5" o:title=""/>
           </v:shape>
-          <o:OLEObject Type="Embed" ProgID="Visio.Drawing.15" ShapeID="_x0000_i1033" DrawAspect="Content" ObjectID="_1850393199" r:id="rId6"/>
+          <o:OLEObject Type="Embed" ProgID="Visio.Drawing.15" ShapeID="_x0000_i1025" DrawAspect="Content" ObjectID="_1850444989" r:id="rId6"/>
         </w:object>
       </w:r>
     </w:p>
@@ -1014,24 +1138,14 @@
       <w:r>
         <w:t xml:space="preserve">Рисунок </w:t>
       </w:r>
-      <w:r>
-        <w:fldChar w:fldCharType="begin"/>
-      </w:r>
-      <w:r>
-        <w:instrText xml:space="preserve"> SEQ Рисунок \* ARABIC </w:instrText>
-      </w:r>
-      <w:r>
-        <w:fldChar w:fldCharType="separate"/>
-      </w:r>
-      <w:r>
-        <w:rPr>
-          <w:noProof/>
-        </w:rPr>
-        <w:t>1</w:t>
-      </w:r>
-      <w:r>
-        <w:fldChar w:fldCharType="end"/>
-      </w:r>
+      <w:fldSimple w:instr=" SEQ Рисунок \* ARABIC ">
+        <w:r>
+          <w:rPr>
+            <w:noProof/>
+          </w:rPr>
+          <w:t>1</w:t>
+        </w:r>
+      </w:fldSimple>
       <w:bookmarkEnd w:id="0"/>
       <w:r>
         <w:t>. Схема обмена данными между лабораториями и агрегатором</w:t>
@@ -1049,13 +1163,24 @@
     </w:p>
     <w:p>
       <w:r>
-        <w:t>Из массива сырых значений каждая лаборатория вычисляет агрегаты сводной статистики (объём выборки, сумму значений, сумму квадратов значений, результат критерия Шапиро-Уилка, медиану и квартили группы).</w:t>
+        <w:t>Из массива сырых значений каждая лаборатория вычисляет агрегаты сводной статистики (объём выборки, сумму значений, сумму квадратов значений, результат критерия Шапиро</w:t>
+      </w:r>
+      <w:r>
+        <w:t>–</w:t>
+      </w:r>
+      <w:proofErr w:type="spellStart"/>
+      <w:r>
+        <w:t>Уилка</w:t>
+      </w:r>
+      <w:proofErr w:type="spellEnd"/>
+      <w:r>
+        <w:t>, медиану и квартили группы).</w:t>
       </w:r>
     </w:p>
     <w:p>
       <w:r>
         <w:lastRenderedPageBreak/>
-        <w:t xml:space="preserve">Агрегатор в ходе первого раунда получает результаты обеих лабораторий, уровень значимости α и байты журналов их квитанций. После верификации квитанций, исходя из результатов журналов происходит выбор метода для анализа. Если обе группы имеют нормальное распределение – выбирается критерий Уэлча, иначе – Муда. Затем агрегатор публикует своё решение: выбранный критерий, уровень значимости и оценку </w:t>
+        <w:t xml:space="preserve">Агрегатор в ходе первого раунда получает результаты обеих лабораторий, уровень значимости α и байты журналов их квитанций. После успешной верификации квитанций по результатам журналов происходит выбор метода для анализа. Если обе группы имеют нормальное распределение – выбирается критерий Уэлча, иначе – Муда. Затем агрегатор публикует своё решение: выбранный критерий, уровень значимости и оценку </w:t>
       </w:r>
       <m:oMath>
         <m:acc>
@@ -1087,7 +1212,7 @@
         </w:rPr>
       </w:pPr>
       <w:r>
-        <w:t xml:space="preserve">На втором раунде опубликованное решение передаётся лабораториям, которые заново оценивают агрегаты и, если выбран критерий Муда, рассчитывают так же число наблюдений, строго превышающих </w:t>
+        <w:t xml:space="preserve">На втором раунде опубликованное решение передаётся лабораториям, которые заново оценивают агрегаты и, если выбран критерий Муда, рассчитывают также число наблюдений, строго превышающих </w:t>
       </w:r>
       <m:oMath>
         <m:acc>
@@ -1112,7 +1237,21 @@
         <w:rPr>
           <w:rFonts w:eastAsiaTheme="minorEastAsia"/>
         </w:rPr>
-        <w:t>. Повторный расчёт необходим, так как каждый запуск программы лабораторий независим от предыдущего и уже полученные результаты недоступны в следующем раунде.</w:t>
+        <w:t>. Повторный расчёт необходим, так как каждый запуск программы лаборат</w:t>
+      </w:r>
+      <w:proofErr w:type="spellStart"/>
+      <w:r>
+        <w:rPr>
+          <w:rFonts w:eastAsiaTheme="minorEastAsia"/>
+        </w:rPr>
+        <w:t>орий</w:t>
+      </w:r>
+      <w:proofErr w:type="spellEnd"/>
+      <w:r>
+        <w:rPr>
+          <w:rFonts w:eastAsiaTheme="minorEastAsia"/>
+        </w:rPr>
+        <w:t xml:space="preserve"> независим от предыдущего и уже полученные результаты недоступны в следующем раунде.</w:t>
       </w:r>
     </w:p>
     <w:p>
@@ -1135,28 +1274,44 @@
         <w:t>p</w:t>
       </w:r>
       <w:r>
-        <w:t>-значение при помощи критерия Фишера), дополнительно передаются средние, медианы и квартили. Итоговое доказательство, публикуемое агрегатором, считается достоверным только в том случае, если верны все шесть вложенных лабораторных доказательств, а их журналы (содержащие промежуточные статистики) математически согласованы.</w:t>
+        <w:t>-значение при помощи критерия Фишера), дополнительно передаются средние, медианы и квартили. Итоговое доказательство, публикуемое агрегатором, считается достоверным только в том случае, если корректны все четыре лабораторные квитанции и обе квитанции агрегатора, а их журналы (содержащие промежуточные статистики) математически согласованы.</w:t>
       </w:r>
     </w:p>
     <w:p>
       <w:r>
-        <w:t>Система поддерживает два режима работы: режим симуляции для отладки и полнофункциональный режим для генерации реальных STARK-доказательств, обеспечивающих постквантовую стойкость и математическую гарантию невозможности фальсификации результатов со стороны любой из участвующих лабораторий или самого агрегатора.</w:t>
+        <w:t xml:space="preserve">Система поддерживает два режима работы: режим симуляции для отладки и полнофункциональный режим для генерации реальных STARK-доказательств, обеспечивающих </w:t>
+      </w:r>
+      <w:proofErr w:type="spellStart"/>
+      <w:r>
+        <w:t>постквантовую</w:t>
+      </w:r>
+      <w:proofErr w:type="spellEnd"/>
+      <w:r>
+        <w:t xml:space="preserve"> стойкость и математическую гарантию корректности всех вычислений, выполненных над исходными данными.</w:t>
       </w:r>
     </w:p>
     <w:p>
       <w:r>
-        <w:t xml:space="preserve">Верификации точности протокола проводилась на матрице из 20 сценариев, охватывающая широкий спектр клинических ситуаций. Тестовые наборы включали выборки с нормальным, логнормальным, гамма- и экспоненциальным распределениями, данные с тяжелыми хвостами (распределение Стьюдента с </w:t>
+        <w:t xml:space="preserve">Верификация точности протокола проводилась на матрице из 20 сценариев, охватывающей широкий спектр клинических ситуаций. Тестовые наборы включали выборки с нормальным, </w:t>
+      </w:r>
+      <w:proofErr w:type="spellStart"/>
+      <w:r>
+        <w:t>полунормальным</w:t>
+      </w:r>
+      <w:proofErr w:type="spellEnd"/>
+      <w:r>
+        <w:t xml:space="preserve">, логнормальным, гамма-, экспоненциальным, пуассоновским и равномерным распределениями, данные с тяжёлыми хвостами (распределение Стьюдента с </w:t>
       </w:r>
       <m:oMath>
         <m:r>
           <w:rPr>
             <w:rFonts w:ascii="Cambria Math" w:hAnsi="Cambria Math"/>
           </w:rPr>
-          <m:t>df=3</m:t>
+          <m:t>df=2 и 3</m:t>
         </m:r>
       </m:oMath>
       <w:r>
-        <w:t>), бимодальные выборки, а также дискретные пуассоновы значения. В сценарии были включены как малые выборки (</w:t>
+        <w:t>), бимодальные выборки, а также дискретные равномерные значения. В матрицу сценариев были включены как малые выборки (</w:t>
       </w:r>
       <m:oMath>
         <m:r>
@@ -1167,7 +1322,23 @@
         </m:r>
       </m:oMath>
       <w:r>
-        <w:t>), находящиеся на границе применимости критерия Шапиро–Уилка, так и крупные массивы (</w:t>
+        <w:t>), находящиеся на границе применимости критерия Шапиро–</w:t>
+      </w:r>
+      <w:proofErr w:type="spellStart"/>
+      <w:r>
+        <w:t>Уилка</w:t>
+      </w:r>
+      <w:proofErr w:type="spellEnd"/>
+      <w:r>
+        <w:t>, так и крупные ма</w:t>
+      </w:r>
+      <w:proofErr w:type="spellStart"/>
+      <w:r>
+        <w:t>ссивы</w:t>
+      </w:r>
+      <w:proofErr w:type="spellEnd"/>
+      <w:r>
+        <w:t xml:space="preserve"> (</w:t>
       </w:r>
       <m:oMath>
         <m:r>
@@ -1183,7 +1354,15 @@
     </w:p>
     <w:p>
       <w:r>
-        <w:t xml:space="preserve">В качестве эталона сравнения использовалась среда статистических вычислений R версии 4.3.1. В условиях каждого сценария вычислялись значения статистик Шапиро–Уилка, Уэлча (Муда и точного теста Фишера). Критерием успешной валидации протокола считалось достижение абсолютной погрешности не более </w:t>
+        <w:t>В качестве эталона сравнения использовалась среда статистических вычислений R версии 4.3.1. В условиях каждого сценария вычислялись значения статистик критериев Шапиро–</w:t>
+      </w:r>
+      <w:proofErr w:type="spellStart"/>
+      <w:r>
+        <w:t>Уилка</w:t>
+      </w:r>
+      <w:proofErr w:type="spellEnd"/>
+      <w:r>
+        <w:t xml:space="preserve">, Уэлча и Муда. Критерием успешной валидации протокола считалось достижение относительной погрешности не более </w:t>
       </w:r>
       <m:oMath>
         <m:sSup>
@@ -1241,7 +1420,7 @@
     </w:p>
     <w:p>
       <w:r>
-        <w:t>Валидация разработанного протокола матрице из 20 сценариев (таблица</w:t>
+        <w:t>Валидация разработанного протокола на матрице из 20 сценариев (таблица</w:t>
       </w:r>
       <w:r>
         <w:fldChar w:fldCharType="begin"/>
@@ -1259,7 +1438,15 @@
         <w:fldChar w:fldCharType="end"/>
       </w:r>
       <w:r>
-        <w:t xml:space="preserve">) показала высокую прецизионность расчетов, а максимальная относительная ошибка p-значений не превышала </w:t>
+        <w:t xml:space="preserve">) показала высокую </w:t>
+      </w:r>
+      <w:proofErr w:type="spellStart"/>
+      <w:r>
+        <w:t>прецизионность</w:t>
+      </w:r>
+      <w:proofErr w:type="spellEnd"/>
+      <w:r>
+        <w:t xml:space="preserve"> расчетов, а максимальная относительная ошибка p-значений не превышала </w:t>
       </w:r>
       <m:oMath>
         <m:r>
@@ -1352,27 +1539,14 @@
       <w:r>
         <w:t xml:space="preserve">Таблица </w:t>
       </w:r>
-      <w:r>
-        <w:fldChar w:fldCharType="begin"/>
-      </w:r>
-      <w:r>
-        <w:instrText xml:space="preserve"> SEQ Таблица \* ARABIC </w:instrText>
-      </w:r>
-      <w:r>
-        <w:fldChar w:fldCharType="separate"/>
-      </w:r>
-      <w:r>
-        <w:rPr>
-          <w:noProof/>
-        </w:rPr>
-        <w:t>1</w:t>
-      </w:r>
-      <w:r>
-        <w:rPr>
-          <w:noProof/>
-        </w:rPr>
-        <w:fldChar w:fldCharType="end"/>
-      </w:r>
+      <w:fldSimple w:instr=" SEQ Таблица \* ARABIC ">
+        <w:r>
+          <w:rPr>
+            <w:noProof/>
+          </w:rPr>
+          <w:t>1</w:t>
+        </w:r>
+      </w:fldSimple>
       <w:bookmarkEnd w:id="1"/>
       <w:r>
         <w:t>. Результаты валидации протокола на тестовых сценариях (режим симуляции)</w:t>
@@ -1395,8 +1569,9 @@
       <w:tr>
         <w:tc>
           <w:tcPr>
-            <w:tcW w:w="562" w:type="dxa"/>
-            <w:noWrap/>
+            <w:tcW w:w="576" w:type="dxa"/>
+            <w:noWrap/>
+            <w:vAlign w:val="center"/>
             <w:hideMark/>
           </w:tcPr>
           <w:p>
@@ -1427,8 +1602,9 @@
         </w:tc>
         <w:tc>
           <w:tcPr>
-            <w:tcW w:w="3686" w:type="dxa"/>
-            <w:noWrap/>
+            <w:tcW w:w="3680" w:type="dxa"/>
+            <w:noWrap/>
+            <w:vAlign w:val="center"/>
             <w:hideMark/>
           </w:tcPr>
           <w:p>
@@ -1527,8 +1703,9 @@
         </w:tc>
         <w:tc>
           <w:tcPr>
-            <w:tcW w:w="1559" w:type="dxa"/>
-            <w:noWrap/>
+            <w:tcW w:w="1557" w:type="dxa"/>
+            <w:noWrap/>
+            <w:vAlign w:val="center"/>
             <w:hideMark/>
           </w:tcPr>
           <w:p>
@@ -1559,8 +1736,9 @@
         </w:tc>
         <w:tc>
           <w:tcPr>
-            <w:tcW w:w="1180" w:type="dxa"/>
-            <w:noWrap/>
+            <w:tcW w:w="1178" w:type="dxa"/>
+            <w:noWrap/>
+            <w:vAlign w:val="center"/>
             <w:hideMark/>
           </w:tcPr>
           <w:p>
@@ -1591,8 +1769,9 @@
         </w:tc>
         <w:tc>
           <w:tcPr>
-            <w:tcW w:w="1126" w:type="dxa"/>
-            <w:noWrap/>
+            <w:tcW w:w="1124" w:type="dxa"/>
+            <w:noWrap/>
+            <w:vAlign w:val="center"/>
             <w:hideMark/>
           </w:tcPr>
           <w:p>
@@ -1623,8 +1802,9 @@
         </w:tc>
         <w:tc>
           <w:tcPr>
-            <w:tcW w:w="1232" w:type="dxa"/>
-            <w:noWrap/>
+            <w:tcW w:w="1230" w:type="dxa"/>
+            <w:noWrap/>
+            <w:vAlign w:val="center"/>
             <w:hideMark/>
           </w:tcPr>
           <w:p>
@@ -1657,36 +1837,39 @@
       <w:tr>
         <w:tc>
           <w:tcPr>
-            <w:tcW w:w="562" w:type="dxa"/>
-            <w:noWrap/>
-            <w:hideMark/>
-          </w:tcPr>
-          <w:p>
-            <w:pPr>
-              <w:ind w:firstLine="0"/>
-              <w:jc w:val="center"/>
-              <w:rPr>
-                <w:rFonts w:eastAsia="Times New Roman"/>
-                <w:color w:val="000000"/>
-                <w:szCs w:val="24"/>
-                <w:lang w:eastAsia="ru-RU"/>
-              </w:rPr>
-            </w:pPr>
-            <w:r>
-              <w:rPr>
-                <w:rFonts w:eastAsia="Times New Roman"/>
-                <w:color w:val="000000"/>
-                <w:szCs w:val="24"/>
-                <w:lang w:eastAsia="ru-RU"/>
-              </w:rPr>
+            <w:tcW w:w="576" w:type="dxa"/>
+            <w:noWrap/>
+            <w:vAlign w:val="center"/>
+            <w:hideMark/>
+          </w:tcPr>
+          <w:p>
+            <w:pPr>
+              <w:ind w:firstLine="0"/>
+              <w:jc w:val="center"/>
+              <w:rPr>
+                <w:rFonts w:eastAsia="Times New Roman"/>
+                <w:color w:val="000000"/>
+                <w:szCs w:val="24"/>
+                <w:lang w:eastAsia="ru-RU"/>
+              </w:rPr>
+            </w:pPr>
+            <w:r>
+              <w:rPr>
+                <w:rFonts w:eastAsia="Times New Roman"/>
+                <w:color w:val="000000"/>
+                <w:szCs w:val="24"/>
+                <w:lang w:eastAsia="ru-RU"/>
+              </w:rPr>
+              <w:lastRenderedPageBreak/>
               <w:t>n01</w:t>
             </w:r>
           </w:p>
         </w:tc>
         <w:tc>
           <w:tcPr>
-            <w:tcW w:w="3686" w:type="dxa"/>
-            <w:noWrap/>
+            <w:tcW w:w="3680" w:type="dxa"/>
+            <w:noWrap/>
+            <w:vAlign w:val="center"/>
             <w:hideMark/>
           </w:tcPr>
           <w:p>
@@ -1713,24 +1896,26 @@
         </w:tc>
         <w:tc>
           <w:tcPr>
-            <w:tcW w:w="1559" w:type="dxa"/>
-            <w:noWrap/>
-            <w:hideMark/>
-          </w:tcPr>
-          <w:p>
-            <w:pPr>
-              <w:ind w:firstLine="0"/>
-              <w:jc w:val="center"/>
-            </w:pPr>
-            <w:r>
-              <w:t>0.240 (W)</w:t>
-            </w:r>
-          </w:p>
-        </w:tc>
-        <w:tc>
-          <w:tcPr>
-            <w:tcW w:w="1180" w:type="dxa"/>
-            <w:noWrap/>
+            <w:tcW w:w="1557" w:type="dxa"/>
+            <w:noWrap/>
+            <w:vAlign w:val="center"/>
+            <w:hideMark/>
+          </w:tcPr>
+          <w:p>
+            <w:pPr>
+              <w:ind w:firstLine="0"/>
+              <w:jc w:val="center"/>
+            </w:pPr>
+            <w:r>
+              <w:t>0,240 (W)</w:t>
+            </w:r>
+          </w:p>
+        </w:tc>
+        <w:tc>
+          <w:tcPr>
+            <w:tcW w:w="1178" w:type="dxa"/>
+            <w:noWrap/>
+            <w:vAlign w:val="center"/>
             <w:hideMark/>
           </w:tcPr>
           <w:p>
@@ -1742,7 +1927,7 @@
               </w:rPr>
             </w:pPr>
             <w:r>
-              <w:t>8.4</w:t>
+              <w:t>8,4</w:t>
             </w:r>
             <w:r>
               <w:rPr>
@@ -1771,36 +1956,26 @@
         </w:tc>
         <w:tc>
           <w:tcPr>
-            <w:tcW w:w="1126" w:type="dxa"/>
-            <w:noWrap/>
-            <w:hideMark/>
-          </w:tcPr>
-          <w:p>
-            <w:pPr>
-              <w:ind w:firstLine="0"/>
-              <w:jc w:val="center"/>
-              <w:rPr>
-                <w:rFonts w:eastAsia="Times New Roman"/>
-                <w:color w:val="000000"/>
-                <w:szCs w:val="24"/>
-                <w:lang w:eastAsia="ru-RU"/>
-              </w:rPr>
-            </w:pPr>
-            <w:r>
-              <w:rPr>
-                <w:rFonts w:eastAsia="Times New Roman"/>
-                <w:color w:val="000000"/>
-                <w:szCs w:val="24"/>
-                <w:lang w:eastAsia="ru-RU"/>
-              </w:rPr>
-              <w:t>0.79</w:t>
-            </w:r>
-          </w:p>
-        </w:tc>
-        <w:tc>
-          <w:tcPr>
-            <w:tcW w:w="1232" w:type="dxa"/>
-            <w:noWrap/>
+            <w:tcW w:w="1124" w:type="dxa"/>
+            <w:noWrap/>
+            <w:vAlign w:val="center"/>
+            <w:hideMark/>
+          </w:tcPr>
+          <w:p>
+            <w:pPr>
+              <w:ind w:firstLine="0"/>
+              <w:jc w:val="center"/>
+            </w:pPr>
+            <w:r>
+              <w:t>0,42</w:t>
+            </w:r>
+          </w:p>
+        </w:tc>
+        <w:tc>
+          <w:tcPr>
+            <w:tcW w:w="1230" w:type="dxa"/>
+            <w:noWrap/>
+            <w:vAlign w:val="center"/>
             <w:hideMark/>
           </w:tcPr>
           <w:p>
@@ -1817,37 +1992,38 @@
       <w:tr>
         <w:tc>
           <w:tcPr>
-            <w:tcW w:w="562" w:type="dxa"/>
-            <w:noWrap/>
-            <w:hideMark/>
-          </w:tcPr>
-          <w:p>
-            <w:pPr>
-              <w:ind w:firstLine="0"/>
-              <w:jc w:val="center"/>
-              <w:rPr>
-                <w:rFonts w:eastAsia="Times New Roman"/>
-                <w:color w:val="000000"/>
-                <w:szCs w:val="24"/>
-                <w:lang w:eastAsia="ru-RU"/>
-              </w:rPr>
-            </w:pPr>
-            <w:r>
-              <w:rPr>
-                <w:rFonts w:eastAsia="Times New Roman"/>
-                <w:color w:val="000000"/>
-                <w:szCs w:val="24"/>
-                <w:lang w:eastAsia="ru-RU"/>
-              </w:rPr>
-              <w:lastRenderedPageBreak/>
+            <w:tcW w:w="576" w:type="dxa"/>
+            <w:noWrap/>
+            <w:vAlign w:val="center"/>
+            <w:hideMark/>
+          </w:tcPr>
+          <w:p>
+            <w:pPr>
+              <w:ind w:firstLine="0"/>
+              <w:jc w:val="center"/>
+              <w:rPr>
+                <w:rFonts w:eastAsia="Times New Roman"/>
+                <w:color w:val="000000"/>
+                <w:szCs w:val="24"/>
+                <w:lang w:eastAsia="ru-RU"/>
+              </w:rPr>
+            </w:pPr>
+            <w:r>
+              <w:rPr>
+                <w:rFonts w:eastAsia="Times New Roman"/>
+                <w:color w:val="000000"/>
+                <w:szCs w:val="24"/>
+                <w:lang w:eastAsia="ru-RU"/>
+              </w:rPr>
               <w:t>n02</w:t>
             </w:r>
           </w:p>
         </w:tc>
         <w:tc>
           <w:tcPr>
-            <w:tcW w:w="3686" w:type="dxa"/>
-            <w:noWrap/>
+            <w:tcW w:w="3680" w:type="dxa"/>
+            <w:noWrap/>
+            <w:vAlign w:val="center"/>
             <w:hideMark/>
           </w:tcPr>
           <w:p>
@@ -1874,33 +2050,38 @@
         </w:tc>
         <w:tc>
           <w:tcPr>
-            <w:tcW w:w="1559" w:type="dxa"/>
-            <w:noWrap/>
-            <w:hideMark/>
-          </w:tcPr>
-          <w:p>
-            <w:pPr>
-              <w:ind w:firstLine="0"/>
-              <w:jc w:val="center"/>
-            </w:pPr>
-            <w:r>
-              <w:t>0.765 (W)</w:t>
-            </w:r>
-          </w:p>
-        </w:tc>
-        <w:tc>
-          <w:tcPr>
-            <w:tcW w:w="1180" w:type="dxa"/>
-            <w:noWrap/>
-            <w:hideMark/>
-          </w:tcPr>
-          <w:p>
-            <w:pPr>
-              <w:ind w:firstLine="0"/>
-              <w:jc w:val="center"/>
-            </w:pPr>
-            <w:r>
-              <w:t>1.5</w:t>
+            <w:tcW w:w="1557" w:type="dxa"/>
+            <w:noWrap/>
+            <w:vAlign w:val="center"/>
+            <w:hideMark/>
+          </w:tcPr>
+          <w:p>
+            <w:pPr>
+              <w:ind w:firstLine="0"/>
+              <w:jc w:val="center"/>
+            </w:pPr>
+            <w:r>
+              <w:t>0,765 (W)</w:t>
+            </w:r>
+          </w:p>
+        </w:tc>
+        <w:tc>
+          <w:tcPr>
+            <w:tcW w:w="1178" w:type="dxa"/>
+            <w:noWrap/>
+            <w:vAlign w:val="center"/>
+            <w:hideMark/>
+          </w:tcPr>
+          <w:p>
+            <w:pPr>
+              <w:ind w:firstLine="0"/>
+              <w:jc w:val="center"/>
+              <w:rPr>
+                <w:lang w:val="en-US"/>
+              </w:rPr>
+            </w:pPr>
+            <w:r>
+              <w:t>1,5</w:t>
             </w:r>
             <w:r>
               <w:rPr>
@@ -1923,42 +2104,32 @@
                 <w:vertAlign w:val="superscript"/>
                 <w:lang w:val="en-US" w:eastAsia="ru-RU"/>
               </w:rPr>
-              <w:t>4</w:t>
-            </w:r>
-          </w:p>
-        </w:tc>
-        <w:tc>
-          <w:tcPr>
-            <w:tcW w:w="1126" w:type="dxa"/>
-            <w:noWrap/>
-            <w:hideMark/>
-          </w:tcPr>
-          <w:p>
-            <w:pPr>
-              <w:ind w:firstLine="0"/>
-              <w:jc w:val="center"/>
-              <w:rPr>
-                <w:rFonts w:eastAsia="Times New Roman"/>
-                <w:color w:val="000000"/>
-                <w:szCs w:val="24"/>
-                <w:lang w:eastAsia="ru-RU"/>
-              </w:rPr>
-            </w:pPr>
-            <w:r>
-              <w:rPr>
-                <w:rFonts w:eastAsia="Times New Roman"/>
-                <w:color w:val="000000"/>
-                <w:szCs w:val="24"/>
-                <w:lang w:eastAsia="ru-RU"/>
-              </w:rPr>
-              <w:t>0.49</w:t>
-            </w:r>
-          </w:p>
-        </w:tc>
-        <w:tc>
-          <w:tcPr>
-            <w:tcW w:w="1232" w:type="dxa"/>
-            <w:noWrap/>
+              <w:t>3</w:t>
+            </w:r>
+          </w:p>
+        </w:tc>
+        <w:tc>
+          <w:tcPr>
+            <w:tcW w:w="1124" w:type="dxa"/>
+            <w:noWrap/>
+            <w:vAlign w:val="center"/>
+            <w:hideMark/>
+          </w:tcPr>
+          <w:p>
+            <w:pPr>
+              <w:ind w:firstLine="0"/>
+              <w:jc w:val="center"/>
+            </w:pPr>
+            <w:r>
+              <w:t>0,37</w:t>
+            </w:r>
+          </w:p>
+        </w:tc>
+        <w:tc>
+          <w:tcPr>
+            <w:tcW w:w="1230" w:type="dxa"/>
+            <w:noWrap/>
+            <w:vAlign w:val="center"/>
             <w:hideMark/>
           </w:tcPr>
           <w:p>
@@ -1975,8 +2146,9 @@
       <w:tr>
         <w:tc>
           <w:tcPr>
-            <w:tcW w:w="562" w:type="dxa"/>
-            <w:noWrap/>
+            <w:tcW w:w="576" w:type="dxa"/>
+            <w:noWrap/>
+            <w:vAlign w:val="center"/>
             <w:hideMark/>
           </w:tcPr>
           <w:p>
@@ -2003,8 +2175,9 @@
         </w:tc>
         <w:tc>
           <w:tcPr>
-            <w:tcW w:w="3686" w:type="dxa"/>
-            <w:noWrap/>
+            <w:tcW w:w="3680" w:type="dxa"/>
+            <w:noWrap/>
+            <w:vAlign w:val="center"/>
             <w:hideMark/>
           </w:tcPr>
           <w:p>
@@ -2031,33 +2204,35 @@
         </w:tc>
         <w:tc>
           <w:tcPr>
-            <w:tcW w:w="1559" w:type="dxa"/>
-            <w:noWrap/>
-            <w:hideMark/>
-          </w:tcPr>
-          <w:p>
-            <w:pPr>
-              <w:ind w:firstLine="0"/>
-              <w:jc w:val="center"/>
-            </w:pPr>
-            <w:r>
-              <w:t>0.014 (W)</w:t>
-            </w:r>
-          </w:p>
-        </w:tc>
-        <w:tc>
-          <w:tcPr>
-            <w:tcW w:w="1180" w:type="dxa"/>
-            <w:noWrap/>
-            <w:hideMark/>
-          </w:tcPr>
-          <w:p>
-            <w:pPr>
-              <w:ind w:firstLine="0"/>
-              <w:jc w:val="center"/>
-            </w:pPr>
-            <w:r>
-              <w:t>5.3</w:t>
+            <w:tcW w:w="1557" w:type="dxa"/>
+            <w:noWrap/>
+            <w:vAlign w:val="center"/>
+            <w:hideMark/>
+          </w:tcPr>
+          <w:p>
+            <w:pPr>
+              <w:ind w:firstLine="0"/>
+              <w:jc w:val="center"/>
+            </w:pPr>
+            <w:r>
+              <w:t>0,014 (W)</w:t>
+            </w:r>
+          </w:p>
+        </w:tc>
+        <w:tc>
+          <w:tcPr>
+            <w:tcW w:w="1178" w:type="dxa"/>
+            <w:noWrap/>
+            <w:vAlign w:val="center"/>
+            <w:hideMark/>
+          </w:tcPr>
+          <w:p>
+            <w:pPr>
+              <w:ind w:firstLine="0"/>
+              <w:jc w:val="center"/>
+            </w:pPr>
+            <w:r>
+              <w:t>5,3</w:t>
             </w:r>
             <w:r>
               <w:rPr>
@@ -2086,36 +2261,26 @@
         </w:tc>
         <w:tc>
           <w:tcPr>
-            <w:tcW w:w="1126" w:type="dxa"/>
-            <w:noWrap/>
-            <w:hideMark/>
-          </w:tcPr>
-          <w:p>
-            <w:pPr>
-              <w:ind w:firstLine="0"/>
-              <w:jc w:val="center"/>
-              <w:rPr>
-                <w:rFonts w:eastAsia="Times New Roman"/>
-                <w:color w:val="000000"/>
-                <w:szCs w:val="24"/>
-                <w:lang w:eastAsia="ru-RU"/>
-              </w:rPr>
-            </w:pPr>
-            <w:r>
-              <w:rPr>
-                <w:rFonts w:eastAsia="Times New Roman"/>
-                <w:color w:val="000000"/>
-                <w:szCs w:val="24"/>
-                <w:lang w:eastAsia="ru-RU"/>
-              </w:rPr>
-              <w:t>0.63</w:t>
-            </w:r>
-          </w:p>
-        </w:tc>
-        <w:tc>
-          <w:tcPr>
-            <w:tcW w:w="1232" w:type="dxa"/>
-            <w:noWrap/>
+            <w:tcW w:w="1124" w:type="dxa"/>
+            <w:noWrap/>
+            <w:vAlign w:val="center"/>
+            <w:hideMark/>
+          </w:tcPr>
+          <w:p>
+            <w:pPr>
+              <w:ind w:firstLine="0"/>
+              <w:jc w:val="center"/>
+            </w:pPr>
+            <w:r>
+              <w:t>0,82</w:t>
+            </w:r>
+          </w:p>
+        </w:tc>
+        <w:tc>
+          <w:tcPr>
+            <w:tcW w:w="1230" w:type="dxa"/>
+            <w:noWrap/>
+            <w:vAlign w:val="center"/>
             <w:hideMark/>
           </w:tcPr>
           <w:p>
@@ -2132,8 +2297,9 @@
       <w:tr>
         <w:tc>
           <w:tcPr>
-            <w:tcW w:w="562" w:type="dxa"/>
-            <w:noWrap/>
+            <w:tcW w:w="576" w:type="dxa"/>
+            <w:noWrap/>
+            <w:vAlign w:val="center"/>
             <w:hideMark/>
           </w:tcPr>
           <w:p>
@@ -2160,8 +2326,9 @@
         </w:tc>
         <w:tc>
           <w:tcPr>
-            <w:tcW w:w="3686" w:type="dxa"/>
-            <w:noWrap/>
+            <w:tcW w:w="3680" w:type="dxa"/>
+            <w:noWrap/>
+            <w:vAlign w:val="center"/>
             <w:hideMark/>
           </w:tcPr>
           <w:p>
@@ -2188,33 +2355,35 @@
         </w:tc>
         <w:tc>
           <w:tcPr>
-            <w:tcW w:w="1559" w:type="dxa"/>
-            <w:noWrap/>
-            <w:hideMark/>
-          </w:tcPr>
-          <w:p>
-            <w:pPr>
-              <w:ind w:firstLine="0"/>
-              <w:jc w:val="center"/>
-            </w:pPr>
-            <w:r>
-              <w:t>0.300 (W)</w:t>
-            </w:r>
-          </w:p>
-        </w:tc>
-        <w:tc>
-          <w:tcPr>
-            <w:tcW w:w="1180" w:type="dxa"/>
-            <w:noWrap/>
-            <w:hideMark/>
-          </w:tcPr>
-          <w:p>
-            <w:pPr>
-              <w:ind w:firstLine="0"/>
-              <w:jc w:val="center"/>
-            </w:pPr>
-            <w:r>
-              <w:t>2.6</w:t>
+            <w:tcW w:w="1557" w:type="dxa"/>
+            <w:noWrap/>
+            <w:vAlign w:val="center"/>
+            <w:hideMark/>
+          </w:tcPr>
+          <w:p>
+            <w:pPr>
+              <w:ind w:firstLine="0"/>
+              <w:jc w:val="center"/>
+            </w:pPr>
+            <w:r>
+              <w:t>0,300 (W)</w:t>
+            </w:r>
+          </w:p>
+        </w:tc>
+        <w:tc>
+          <w:tcPr>
+            <w:tcW w:w="1178" w:type="dxa"/>
+            <w:noWrap/>
+            <w:vAlign w:val="center"/>
+            <w:hideMark/>
+          </w:tcPr>
+          <w:p>
+            <w:pPr>
+              <w:ind w:firstLine="0"/>
+              <w:jc w:val="center"/>
+            </w:pPr>
+            <w:r>
+              <w:t>2,6</w:t>
             </w:r>
             <w:r>
               <w:rPr>
@@ -2235,36 +2404,26 @@
         </w:tc>
         <w:tc>
           <w:tcPr>
-            <w:tcW w:w="1126" w:type="dxa"/>
-            <w:noWrap/>
-            <w:hideMark/>
-          </w:tcPr>
-          <w:p>
-            <w:pPr>
-              <w:ind w:firstLine="0"/>
-              <w:jc w:val="center"/>
-              <w:rPr>
-                <w:rFonts w:eastAsia="Times New Roman"/>
-                <w:color w:val="000000"/>
-                <w:szCs w:val="24"/>
-                <w:lang w:eastAsia="ru-RU"/>
-              </w:rPr>
-            </w:pPr>
-            <w:r>
-              <w:rPr>
-                <w:rFonts w:eastAsia="Times New Roman"/>
-                <w:color w:val="000000"/>
-                <w:szCs w:val="24"/>
-                <w:lang w:eastAsia="ru-RU"/>
-              </w:rPr>
-              <w:t>0.72</w:t>
-            </w:r>
-          </w:p>
-        </w:tc>
-        <w:tc>
-          <w:tcPr>
-            <w:tcW w:w="1232" w:type="dxa"/>
-            <w:noWrap/>
+            <w:tcW w:w="1124" w:type="dxa"/>
+            <w:noWrap/>
+            <w:vAlign w:val="center"/>
+            <w:hideMark/>
+          </w:tcPr>
+          <w:p>
+            <w:pPr>
+              <w:ind w:firstLine="0"/>
+              <w:jc w:val="center"/>
+            </w:pPr>
+            <w:r>
+              <w:t>0,97</w:t>
+            </w:r>
+          </w:p>
+        </w:tc>
+        <w:tc>
+          <w:tcPr>
+            <w:tcW w:w="1230" w:type="dxa"/>
+            <w:noWrap/>
+            <w:vAlign w:val="center"/>
             <w:hideMark/>
           </w:tcPr>
           <w:p>
@@ -2281,8 +2440,9 @@
       <w:tr>
         <w:tc>
           <w:tcPr>
-            <w:tcW w:w="562" w:type="dxa"/>
-            <w:noWrap/>
+            <w:tcW w:w="576" w:type="dxa"/>
+            <w:noWrap/>
+            <w:vAlign w:val="center"/>
             <w:hideMark/>
           </w:tcPr>
           <w:p>
@@ -2309,8 +2469,9 @@
         </w:tc>
         <w:tc>
           <w:tcPr>
-            <w:tcW w:w="3686" w:type="dxa"/>
-            <w:noWrap/>
+            <w:tcW w:w="3680" w:type="dxa"/>
+            <w:noWrap/>
+            <w:vAlign w:val="center"/>
             <w:hideMark/>
           </w:tcPr>
           <w:p>
@@ -2337,33 +2498,35 @@
         </w:tc>
         <w:tc>
           <w:tcPr>
-            <w:tcW w:w="1559" w:type="dxa"/>
-            <w:noWrap/>
-            <w:hideMark/>
-          </w:tcPr>
-          <w:p>
-            <w:pPr>
-              <w:ind w:firstLine="0"/>
-              <w:jc w:val="center"/>
-            </w:pPr>
-            <w:r>
-              <w:t>0.241 (W)</w:t>
-            </w:r>
-          </w:p>
-        </w:tc>
-        <w:tc>
-          <w:tcPr>
-            <w:tcW w:w="1180" w:type="dxa"/>
-            <w:noWrap/>
-            <w:hideMark/>
-          </w:tcPr>
-          <w:p>
-            <w:pPr>
-              <w:ind w:firstLine="0"/>
-              <w:jc w:val="center"/>
-            </w:pPr>
-            <w:r>
-              <w:t>1.2</w:t>
+            <w:tcW w:w="1557" w:type="dxa"/>
+            <w:noWrap/>
+            <w:vAlign w:val="center"/>
+            <w:hideMark/>
+          </w:tcPr>
+          <w:p>
+            <w:pPr>
+              <w:ind w:firstLine="0"/>
+              <w:jc w:val="center"/>
+            </w:pPr>
+            <w:r>
+              <w:t>0,241 (W)</w:t>
+            </w:r>
+          </w:p>
+        </w:tc>
+        <w:tc>
+          <w:tcPr>
+            <w:tcW w:w="1178" w:type="dxa"/>
+            <w:noWrap/>
+            <w:vAlign w:val="center"/>
+            <w:hideMark/>
+          </w:tcPr>
+          <w:p>
+            <w:pPr>
+              <w:ind w:firstLine="0"/>
+              <w:jc w:val="center"/>
+            </w:pPr>
+            <w:r>
+              <w:t>1,2</w:t>
             </w:r>
             <w:r>
               <w:rPr>
@@ -2392,36 +2555,26 @@
         </w:tc>
         <w:tc>
           <w:tcPr>
-            <w:tcW w:w="1126" w:type="dxa"/>
-            <w:noWrap/>
-            <w:hideMark/>
-          </w:tcPr>
-          <w:p>
-            <w:pPr>
-              <w:ind w:firstLine="0"/>
-              <w:jc w:val="center"/>
-              <w:rPr>
-                <w:rFonts w:eastAsia="Times New Roman"/>
-                <w:color w:val="000000"/>
-                <w:szCs w:val="24"/>
-                <w:lang w:eastAsia="ru-RU"/>
-              </w:rPr>
-            </w:pPr>
-            <w:r>
-              <w:rPr>
-                <w:rFonts w:eastAsia="Times New Roman"/>
-                <w:color w:val="000000"/>
-                <w:szCs w:val="24"/>
-                <w:lang w:eastAsia="ru-RU"/>
-              </w:rPr>
-              <w:t>0.45</w:t>
-            </w:r>
-          </w:p>
-        </w:tc>
-        <w:tc>
-          <w:tcPr>
-            <w:tcW w:w="1232" w:type="dxa"/>
-            <w:noWrap/>
+            <w:tcW w:w="1124" w:type="dxa"/>
+            <w:noWrap/>
+            <w:vAlign w:val="center"/>
+            <w:hideMark/>
+          </w:tcPr>
+          <w:p>
+            <w:pPr>
+              <w:ind w:firstLine="0"/>
+              <w:jc w:val="center"/>
+            </w:pPr>
+            <w:r>
+              <w:t>0,76</w:t>
+            </w:r>
+          </w:p>
+        </w:tc>
+        <w:tc>
+          <w:tcPr>
+            <w:tcW w:w="1230" w:type="dxa"/>
+            <w:noWrap/>
+            <w:vAlign w:val="center"/>
             <w:hideMark/>
           </w:tcPr>
           <w:p>
@@ -2438,8 +2591,9 @@
       <w:tr>
         <w:tc>
           <w:tcPr>
-            <w:tcW w:w="562" w:type="dxa"/>
-            <w:noWrap/>
+            <w:tcW w:w="576" w:type="dxa"/>
+            <w:noWrap/>
+            <w:vAlign w:val="center"/>
             <w:hideMark/>
           </w:tcPr>
           <w:p>
@@ -2466,8 +2620,9 @@
         </w:tc>
         <w:tc>
           <w:tcPr>
-            <w:tcW w:w="3686" w:type="dxa"/>
-            <w:noWrap/>
+            <w:tcW w:w="3680" w:type="dxa"/>
+            <w:noWrap/>
+            <w:vAlign w:val="center"/>
             <w:hideMark/>
           </w:tcPr>
           <w:p>
@@ -2494,17 +2649,18 @@
         </w:tc>
         <w:tc>
           <w:tcPr>
-            <w:tcW w:w="1559" w:type="dxa"/>
-            <w:noWrap/>
-            <w:hideMark/>
-          </w:tcPr>
-          <w:p>
-            <w:pPr>
-              <w:ind w:firstLine="0"/>
-              <w:jc w:val="center"/>
-            </w:pPr>
-            <w:r>
-              <w:t>3.9</w:t>
+            <w:tcW w:w="1557" w:type="dxa"/>
+            <w:noWrap/>
+            <w:vAlign w:val="center"/>
+            <w:hideMark/>
+          </w:tcPr>
+          <w:p>
+            <w:pPr>
+              <w:ind w:firstLine="0"/>
+              <w:jc w:val="center"/>
+            </w:pPr>
+            <w:r>
+              <w:t>3,9</w:t>
             </w:r>
             <w:r>
               <w:rPr>
@@ -2528,17 +2684,18 @@
         </w:tc>
         <w:tc>
           <w:tcPr>
-            <w:tcW w:w="1180" w:type="dxa"/>
-            <w:noWrap/>
-            <w:hideMark/>
-          </w:tcPr>
-          <w:p>
-            <w:pPr>
-              <w:ind w:firstLine="0"/>
-              <w:jc w:val="center"/>
-            </w:pPr>
-            <w:r>
-              <w:t>8.3</w:t>
+            <w:tcW w:w="1178" w:type="dxa"/>
+            <w:noWrap/>
+            <w:vAlign w:val="center"/>
+            <w:hideMark/>
+          </w:tcPr>
+          <w:p>
+            <w:pPr>
+              <w:ind w:firstLine="0"/>
+              <w:jc w:val="center"/>
+            </w:pPr>
+            <w:r>
+              <w:t>8,3</w:t>
             </w:r>
             <w:r>
               <w:rPr>
@@ -2567,36 +2724,26 @@
         </w:tc>
         <w:tc>
           <w:tcPr>
-            <w:tcW w:w="1126" w:type="dxa"/>
-            <w:noWrap/>
-            <w:hideMark/>
-          </w:tcPr>
-          <w:p>
-            <w:pPr>
-              <w:ind w:firstLine="0"/>
-              <w:jc w:val="center"/>
-              <w:rPr>
-                <w:rFonts w:eastAsia="Times New Roman"/>
-                <w:color w:val="000000"/>
-                <w:szCs w:val="24"/>
-                <w:lang w:eastAsia="ru-RU"/>
-              </w:rPr>
-            </w:pPr>
-            <w:r>
-              <w:rPr>
-                <w:rFonts w:eastAsia="Times New Roman"/>
-                <w:color w:val="000000"/>
-                <w:szCs w:val="24"/>
-                <w:lang w:eastAsia="ru-RU"/>
-              </w:rPr>
-              <w:t>0.64</w:t>
-            </w:r>
-          </w:p>
-        </w:tc>
-        <w:tc>
-          <w:tcPr>
-            <w:tcW w:w="1232" w:type="dxa"/>
-            <w:noWrap/>
+            <w:tcW w:w="1124" w:type="dxa"/>
+            <w:noWrap/>
+            <w:vAlign w:val="center"/>
+            <w:hideMark/>
+          </w:tcPr>
+          <w:p>
+            <w:pPr>
+              <w:ind w:firstLine="0"/>
+              <w:jc w:val="center"/>
+            </w:pPr>
+            <w:r>
+              <w:t>1,07</w:t>
+            </w:r>
+          </w:p>
+        </w:tc>
+        <w:tc>
+          <w:tcPr>
+            <w:tcW w:w="1230" w:type="dxa"/>
+            <w:noWrap/>
+            <w:vAlign w:val="center"/>
             <w:hideMark/>
           </w:tcPr>
           <w:p>
@@ -2613,8 +2760,9 @@
       <w:tr>
         <w:tc>
           <w:tcPr>
-            <w:tcW w:w="562" w:type="dxa"/>
-            <w:noWrap/>
+            <w:tcW w:w="576" w:type="dxa"/>
+            <w:noWrap/>
+            <w:vAlign w:val="center"/>
             <w:hideMark/>
           </w:tcPr>
           <w:p>
@@ -2641,8 +2789,9 @@
         </w:tc>
         <w:tc>
           <w:tcPr>
-            <w:tcW w:w="3686" w:type="dxa"/>
-            <w:noWrap/>
+            <w:tcW w:w="3680" w:type="dxa"/>
+            <w:noWrap/>
+            <w:vAlign w:val="center"/>
             <w:hideMark/>
           </w:tcPr>
           <w:p>
@@ -2689,33 +2838,35 @@
         </w:tc>
         <w:tc>
           <w:tcPr>
-            <w:tcW w:w="1559" w:type="dxa"/>
-            <w:noWrap/>
-            <w:hideMark/>
-          </w:tcPr>
-          <w:p>
-            <w:pPr>
-              <w:ind w:firstLine="0"/>
-              <w:jc w:val="center"/>
-            </w:pPr>
-            <w:r>
-              <w:t>0.261 (M)</w:t>
-            </w:r>
-          </w:p>
-        </w:tc>
-        <w:tc>
-          <w:tcPr>
-            <w:tcW w:w="1180" w:type="dxa"/>
-            <w:noWrap/>
-            <w:hideMark/>
-          </w:tcPr>
-          <w:p>
-            <w:pPr>
-              <w:ind w:firstLine="0"/>
-              <w:jc w:val="center"/>
-            </w:pPr>
-            <w:r>
-              <w:t>6.9</w:t>
+            <w:tcW w:w="1557" w:type="dxa"/>
+            <w:noWrap/>
+            <w:vAlign w:val="center"/>
+            <w:hideMark/>
+          </w:tcPr>
+          <w:p>
+            <w:pPr>
+              <w:ind w:firstLine="0"/>
+              <w:jc w:val="center"/>
+            </w:pPr>
+            <w:r>
+              <w:t>0,261 (M)</w:t>
+            </w:r>
+          </w:p>
+        </w:tc>
+        <w:tc>
+          <w:tcPr>
+            <w:tcW w:w="1178" w:type="dxa"/>
+            <w:noWrap/>
+            <w:vAlign w:val="center"/>
+            <w:hideMark/>
+          </w:tcPr>
+          <w:p>
+            <w:pPr>
+              <w:ind w:firstLine="0"/>
+              <w:jc w:val="center"/>
+            </w:pPr>
+            <w:r>
+              <w:t>6,9</w:t>
             </w:r>
             <w:r>
               <w:rPr>
@@ -2744,36 +2895,26 @@
         </w:tc>
         <w:tc>
           <w:tcPr>
-            <w:tcW w:w="1126" w:type="dxa"/>
-            <w:noWrap/>
-            <w:hideMark/>
-          </w:tcPr>
-          <w:p>
-            <w:pPr>
-              <w:ind w:firstLine="0"/>
-              <w:jc w:val="center"/>
-              <w:rPr>
-                <w:rFonts w:eastAsia="Times New Roman"/>
-                <w:color w:val="000000"/>
-                <w:szCs w:val="24"/>
-                <w:lang w:eastAsia="ru-RU"/>
-              </w:rPr>
-            </w:pPr>
-            <w:r>
-              <w:rPr>
-                <w:rFonts w:eastAsia="Times New Roman"/>
-                <w:color w:val="000000"/>
-                <w:szCs w:val="24"/>
-                <w:lang w:eastAsia="ru-RU"/>
-              </w:rPr>
-              <w:t>0.71</w:t>
-            </w:r>
-          </w:p>
-        </w:tc>
-        <w:tc>
-          <w:tcPr>
-            <w:tcW w:w="1232" w:type="dxa"/>
-            <w:noWrap/>
+            <w:tcW w:w="1124" w:type="dxa"/>
+            <w:noWrap/>
+            <w:vAlign w:val="center"/>
+            <w:hideMark/>
+          </w:tcPr>
+          <w:p>
+            <w:pPr>
+              <w:ind w:firstLine="0"/>
+              <w:jc w:val="center"/>
+            </w:pPr>
+            <w:r>
+              <w:t>0,78</w:t>
+            </w:r>
+          </w:p>
+        </w:tc>
+        <w:tc>
+          <w:tcPr>
+            <w:tcW w:w="1230" w:type="dxa"/>
+            <w:noWrap/>
+            <w:vAlign w:val="center"/>
             <w:hideMark/>
           </w:tcPr>
           <w:p>
@@ -2790,8 +2931,9 @@
       <w:tr>
         <w:tc>
           <w:tcPr>
-            <w:tcW w:w="562" w:type="dxa"/>
-            <w:noWrap/>
+            <w:tcW w:w="576" w:type="dxa"/>
+            <w:noWrap/>
+            <w:vAlign w:val="center"/>
             <w:hideMark/>
           </w:tcPr>
           <w:p>
@@ -2818,8 +2960,9 @@
         </w:tc>
         <w:tc>
           <w:tcPr>
-            <w:tcW w:w="3686" w:type="dxa"/>
-            <w:noWrap/>
+            <w:tcW w:w="3680" w:type="dxa"/>
+            <w:noWrap/>
+            <w:vAlign w:val="center"/>
             <w:hideMark/>
           </w:tcPr>
           <w:p>
@@ -2846,33 +2989,35 @@
         </w:tc>
         <w:tc>
           <w:tcPr>
-            <w:tcW w:w="1559" w:type="dxa"/>
-            <w:noWrap/>
-            <w:hideMark/>
-          </w:tcPr>
-          <w:p>
-            <w:pPr>
-              <w:ind w:firstLine="0"/>
-              <w:jc w:val="center"/>
-            </w:pPr>
-            <w:r>
-              <w:t>0.317 (M)</w:t>
-            </w:r>
-          </w:p>
-        </w:tc>
-        <w:tc>
-          <w:tcPr>
-            <w:tcW w:w="1180" w:type="dxa"/>
-            <w:noWrap/>
-            <w:hideMark/>
-          </w:tcPr>
-          <w:p>
-            <w:pPr>
-              <w:ind w:firstLine="0"/>
-              <w:jc w:val="center"/>
-            </w:pPr>
-            <w:r>
-              <w:t>4.8</w:t>
+            <w:tcW w:w="1557" w:type="dxa"/>
+            <w:noWrap/>
+            <w:vAlign w:val="center"/>
+            <w:hideMark/>
+          </w:tcPr>
+          <w:p>
+            <w:pPr>
+              <w:ind w:firstLine="0"/>
+              <w:jc w:val="center"/>
+            </w:pPr>
+            <w:r>
+              <w:t>0,317 (M)</w:t>
+            </w:r>
+          </w:p>
+        </w:tc>
+        <w:tc>
+          <w:tcPr>
+            <w:tcW w:w="1178" w:type="dxa"/>
+            <w:noWrap/>
+            <w:vAlign w:val="center"/>
+            <w:hideMark/>
+          </w:tcPr>
+          <w:p>
+            <w:pPr>
+              <w:ind w:firstLine="0"/>
+              <w:jc w:val="center"/>
+            </w:pPr>
+            <w:r>
+              <w:t>4,8</w:t>
             </w:r>
             <w:r>
               <w:rPr>
@@ -2901,36 +3046,26 @@
         </w:tc>
         <w:tc>
           <w:tcPr>
-            <w:tcW w:w="1126" w:type="dxa"/>
-            <w:noWrap/>
-            <w:hideMark/>
-          </w:tcPr>
-          <w:p>
-            <w:pPr>
-              <w:ind w:firstLine="0"/>
-              <w:jc w:val="center"/>
-              <w:rPr>
-                <w:rFonts w:eastAsia="Times New Roman"/>
-                <w:color w:val="000000"/>
-                <w:szCs w:val="24"/>
-                <w:lang w:eastAsia="ru-RU"/>
-              </w:rPr>
-            </w:pPr>
-            <w:r>
-              <w:rPr>
-                <w:rFonts w:eastAsia="Times New Roman"/>
-                <w:color w:val="000000"/>
-                <w:szCs w:val="24"/>
-                <w:lang w:eastAsia="ru-RU"/>
-              </w:rPr>
-              <w:t>0.79</w:t>
-            </w:r>
-          </w:p>
-        </w:tc>
-        <w:tc>
-          <w:tcPr>
-            <w:tcW w:w="1232" w:type="dxa"/>
-            <w:noWrap/>
+            <w:tcW w:w="1124" w:type="dxa"/>
+            <w:noWrap/>
+            <w:vAlign w:val="center"/>
+            <w:hideMark/>
+          </w:tcPr>
+          <w:p>
+            <w:pPr>
+              <w:ind w:firstLine="0"/>
+              <w:jc w:val="center"/>
+            </w:pPr>
+            <w:r>
+              <w:t>0,83</w:t>
+            </w:r>
+          </w:p>
+        </w:tc>
+        <w:tc>
+          <w:tcPr>
+            <w:tcW w:w="1230" w:type="dxa"/>
+            <w:noWrap/>
+            <w:vAlign w:val="center"/>
             <w:hideMark/>
           </w:tcPr>
           <w:p>
@@ -2947,8 +3082,9 @@
       <w:tr>
         <w:tc>
           <w:tcPr>
-            <w:tcW w:w="562" w:type="dxa"/>
-            <w:noWrap/>
+            <w:tcW w:w="576" w:type="dxa"/>
+            <w:noWrap/>
+            <w:vAlign w:val="center"/>
             <w:hideMark/>
           </w:tcPr>
           <w:p>
@@ -2975,8 +3111,9 @@
         </w:tc>
         <w:tc>
           <w:tcPr>
-            <w:tcW w:w="3686" w:type="dxa"/>
-            <w:noWrap/>
+            <w:tcW w:w="3680" w:type="dxa"/>
+            <w:noWrap/>
+            <w:vAlign w:val="center"/>
             <w:hideMark/>
           </w:tcPr>
           <w:p>
@@ -3003,33 +3140,35 @@
         </w:tc>
         <w:tc>
           <w:tcPr>
-            <w:tcW w:w="1559" w:type="dxa"/>
-            <w:noWrap/>
-            <w:hideMark/>
-          </w:tcPr>
-          <w:p>
-            <w:pPr>
-              <w:ind w:firstLine="0"/>
-              <w:jc w:val="center"/>
-            </w:pPr>
-            <w:r>
-              <w:t>0.030 (M)</w:t>
-            </w:r>
-          </w:p>
-        </w:tc>
-        <w:tc>
-          <w:tcPr>
-            <w:tcW w:w="1180" w:type="dxa"/>
-            <w:noWrap/>
-            <w:hideMark/>
-          </w:tcPr>
-          <w:p>
-            <w:pPr>
-              <w:ind w:firstLine="0"/>
-              <w:jc w:val="center"/>
-            </w:pPr>
-            <w:r>
-              <w:t>8.0</w:t>
+            <w:tcW w:w="1557" w:type="dxa"/>
+            <w:noWrap/>
+            <w:vAlign w:val="center"/>
+            <w:hideMark/>
+          </w:tcPr>
+          <w:p>
+            <w:pPr>
+              <w:ind w:firstLine="0"/>
+              <w:jc w:val="center"/>
+            </w:pPr>
+            <w:r>
+              <w:t>0,030 (M)</w:t>
+            </w:r>
+          </w:p>
+        </w:tc>
+        <w:tc>
+          <w:tcPr>
+            <w:tcW w:w="1178" w:type="dxa"/>
+            <w:noWrap/>
+            <w:vAlign w:val="center"/>
+            <w:hideMark/>
+          </w:tcPr>
+          <w:p>
+            <w:pPr>
+              <w:ind w:firstLine="0"/>
+              <w:jc w:val="center"/>
+            </w:pPr>
+            <w:r>
+              <w:t>8,0</w:t>
             </w:r>
             <w:r>
               <w:rPr>
@@ -3058,36 +3197,26 @@
         </w:tc>
         <w:tc>
           <w:tcPr>
-            <w:tcW w:w="1126" w:type="dxa"/>
-            <w:noWrap/>
-            <w:hideMark/>
-          </w:tcPr>
-          <w:p>
-            <w:pPr>
-              <w:ind w:firstLine="0"/>
-              <w:jc w:val="center"/>
-              <w:rPr>
-                <w:rFonts w:eastAsia="Times New Roman"/>
-                <w:color w:val="000000"/>
-                <w:szCs w:val="24"/>
-                <w:lang w:eastAsia="ru-RU"/>
-              </w:rPr>
-            </w:pPr>
-            <w:r>
-              <w:rPr>
-                <w:rFonts w:eastAsia="Times New Roman"/>
-                <w:color w:val="000000"/>
-                <w:szCs w:val="24"/>
-                <w:lang w:eastAsia="ru-RU"/>
-              </w:rPr>
-              <w:t>0.64</w:t>
-            </w:r>
-          </w:p>
-        </w:tc>
-        <w:tc>
-          <w:tcPr>
-            <w:tcW w:w="1232" w:type="dxa"/>
-            <w:noWrap/>
+            <w:tcW w:w="1124" w:type="dxa"/>
+            <w:noWrap/>
+            <w:vAlign w:val="center"/>
+            <w:hideMark/>
+          </w:tcPr>
+          <w:p>
+            <w:pPr>
+              <w:ind w:firstLine="0"/>
+              <w:jc w:val="center"/>
+            </w:pPr>
+            <w:r>
+              <w:t>0,70</w:t>
+            </w:r>
+          </w:p>
+        </w:tc>
+        <w:tc>
+          <w:tcPr>
+            <w:tcW w:w="1230" w:type="dxa"/>
+            <w:noWrap/>
+            <w:vAlign w:val="center"/>
             <w:hideMark/>
           </w:tcPr>
           <w:p>
@@ -3104,8 +3233,9 @@
       <w:tr>
         <w:tc>
           <w:tcPr>
-            <w:tcW w:w="562" w:type="dxa"/>
-            <w:noWrap/>
+            <w:tcW w:w="576" w:type="dxa"/>
+            <w:noWrap/>
+            <w:vAlign w:val="center"/>
             <w:hideMark/>
           </w:tcPr>
           <w:p>
@@ -3132,8 +3262,9 @@
         </w:tc>
         <w:tc>
           <w:tcPr>
-            <w:tcW w:w="3686" w:type="dxa"/>
-            <w:noWrap/>
+            <w:tcW w:w="3680" w:type="dxa"/>
+            <w:noWrap/>
+            <w:vAlign w:val="center"/>
             <w:hideMark/>
           </w:tcPr>
           <w:p>
@@ -3179,33 +3310,35 @@
         </w:tc>
         <w:tc>
           <w:tcPr>
-            <w:tcW w:w="1559" w:type="dxa"/>
-            <w:noWrap/>
-            <w:hideMark/>
-          </w:tcPr>
-          <w:p>
-            <w:pPr>
-              <w:ind w:firstLine="0"/>
-              <w:jc w:val="center"/>
-            </w:pPr>
-            <w:r>
-              <w:t>0.006 (M)</w:t>
-            </w:r>
-          </w:p>
-        </w:tc>
-        <w:tc>
-          <w:tcPr>
-            <w:tcW w:w="1180" w:type="dxa"/>
-            <w:noWrap/>
-            <w:hideMark/>
-          </w:tcPr>
-          <w:p>
-            <w:pPr>
-              <w:ind w:firstLine="0"/>
-              <w:jc w:val="center"/>
-            </w:pPr>
-            <w:r>
-              <w:t>8.1</w:t>
+            <w:tcW w:w="1557" w:type="dxa"/>
+            <w:noWrap/>
+            <w:vAlign w:val="center"/>
+            <w:hideMark/>
+          </w:tcPr>
+          <w:p>
+            <w:pPr>
+              <w:ind w:firstLine="0"/>
+              <w:jc w:val="center"/>
+            </w:pPr>
+            <w:r>
+              <w:t>0,006 (M)</w:t>
+            </w:r>
+          </w:p>
+        </w:tc>
+        <w:tc>
+          <w:tcPr>
+            <w:tcW w:w="1178" w:type="dxa"/>
+            <w:noWrap/>
+            <w:vAlign w:val="center"/>
+            <w:hideMark/>
+          </w:tcPr>
+          <w:p>
+            <w:pPr>
+              <w:ind w:firstLine="0"/>
+              <w:jc w:val="center"/>
+            </w:pPr>
+            <w:r>
+              <w:t>8,1</w:t>
             </w:r>
             <w:r>
               <w:rPr>
@@ -3234,36 +3367,26 @@
         </w:tc>
         <w:tc>
           <w:tcPr>
-            <w:tcW w:w="1126" w:type="dxa"/>
-            <w:noWrap/>
-            <w:hideMark/>
-          </w:tcPr>
-          <w:p>
-            <w:pPr>
-              <w:ind w:firstLine="0"/>
-              <w:jc w:val="center"/>
-              <w:rPr>
-                <w:rFonts w:eastAsia="Times New Roman"/>
-                <w:color w:val="000000"/>
-                <w:szCs w:val="24"/>
-                <w:lang w:eastAsia="ru-RU"/>
-              </w:rPr>
-            </w:pPr>
-            <w:r>
-              <w:rPr>
-                <w:rFonts w:eastAsia="Times New Roman"/>
-                <w:color w:val="000000"/>
-                <w:szCs w:val="24"/>
-                <w:lang w:eastAsia="ru-RU"/>
-              </w:rPr>
-              <w:t>0.73</w:t>
-            </w:r>
-          </w:p>
-        </w:tc>
-        <w:tc>
-          <w:tcPr>
-            <w:tcW w:w="1232" w:type="dxa"/>
-            <w:noWrap/>
+            <w:tcW w:w="1124" w:type="dxa"/>
+            <w:noWrap/>
+            <w:vAlign w:val="center"/>
+            <w:hideMark/>
+          </w:tcPr>
+          <w:p>
+            <w:pPr>
+              <w:ind w:firstLine="0"/>
+              <w:jc w:val="center"/>
+            </w:pPr>
+            <w:r>
+              <w:t>0,53</w:t>
+            </w:r>
+          </w:p>
+        </w:tc>
+        <w:tc>
+          <w:tcPr>
+            <w:tcW w:w="1230" w:type="dxa"/>
+            <w:noWrap/>
+            <w:vAlign w:val="center"/>
             <w:hideMark/>
           </w:tcPr>
           <w:p>
@@ -3280,8 +3403,9 @@
       <w:tr>
         <w:tc>
           <w:tcPr>
-            <w:tcW w:w="562" w:type="dxa"/>
-            <w:noWrap/>
+            <w:tcW w:w="576" w:type="dxa"/>
+            <w:noWrap/>
+            <w:vAlign w:val="center"/>
             <w:hideMark/>
           </w:tcPr>
           <w:p>
@@ -3308,8 +3432,9 @@
         </w:tc>
         <w:tc>
           <w:tcPr>
-            <w:tcW w:w="3686" w:type="dxa"/>
-            <w:noWrap/>
+            <w:tcW w:w="3680" w:type="dxa"/>
+            <w:noWrap/>
+            <w:vAlign w:val="center"/>
             <w:hideMark/>
           </w:tcPr>
           <w:p>
@@ -3336,33 +3461,35 @@
         </w:tc>
         <w:tc>
           <w:tcPr>
-            <w:tcW w:w="1559" w:type="dxa"/>
-            <w:noWrap/>
-            <w:hideMark/>
-          </w:tcPr>
-          <w:p>
-            <w:pPr>
-              <w:ind w:firstLine="0"/>
-              <w:jc w:val="center"/>
-            </w:pPr>
-            <w:r>
-              <w:t>1.000 (M)</w:t>
-            </w:r>
-          </w:p>
-        </w:tc>
-        <w:tc>
-          <w:tcPr>
-            <w:tcW w:w="1180" w:type="dxa"/>
-            <w:noWrap/>
-            <w:hideMark/>
-          </w:tcPr>
-          <w:p>
-            <w:pPr>
-              <w:ind w:firstLine="0"/>
-              <w:jc w:val="center"/>
-            </w:pPr>
-            <w:r>
-              <w:t>5.1</w:t>
+            <w:tcW w:w="1557" w:type="dxa"/>
+            <w:noWrap/>
+            <w:vAlign w:val="center"/>
+            <w:hideMark/>
+          </w:tcPr>
+          <w:p>
+            <w:pPr>
+              <w:ind w:firstLine="0"/>
+              <w:jc w:val="center"/>
+            </w:pPr>
+            <w:r>
+              <w:t>1,000 (M)</w:t>
+            </w:r>
+          </w:p>
+        </w:tc>
+        <w:tc>
+          <w:tcPr>
+            <w:tcW w:w="1178" w:type="dxa"/>
+            <w:noWrap/>
+            <w:vAlign w:val="center"/>
+            <w:hideMark/>
+          </w:tcPr>
+          <w:p>
+            <w:pPr>
+              <w:ind w:firstLine="0"/>
+              <w:jc w:val="center"/>
+            </w:pPr>
+            <w:r>
+              <w:t>5,1</w:t>
             </w:r>
             <w:r>
               <w:rPr>
@@ -3391,36 +3518,26 @@
         </w:tc>
         <w:tc>
           <w:tcPr>
-            <w:tcW w:w="1126" w:type="dxa"/>
-            <w:noWrap/>
-            <w:hideMark/>
-          </w:tcPr>
-          <w:p>
-            <w:pPr>
-              <w:ind w:firstLine="0"/>
-              <w:jc w:val="center"/>
-              <w:rPr>
-                <w:rFonts w:eastAsia="Times New Roman"/>
-                <w:color w:val="000000"/>
-                <w:szCs w:val="24"/>
-                <w:lang w:eastAsia="ru-RU"/>
-              </w:rPr>
-            </w:pPr>
-            <w:r>
-              <w:rPr>
-                <w:rFonts w:eastAsia="Times New Roman"/>
-                <w:color w:val="000000"/>
-                <w:szCs w:val="24"/>
-                <w:lang w:eastAsia="ru-RU"/>
-              </w:rPr>
-              <w:t>0.65</w:t>
-            </w:r>
-          </w:p>
-        </w:tc>
-        <w:tc>
-          <w:tcPr>
-            <w:tcW w:w="1232" w:type="dxa"/>
-            <w:noWrap/>
+            <w:tcW w:w="1124" w:type="dxa"/>
+            <w:noWrap/>
+            <w:vAlign w:val="center"/>
+            <w:hideMark/>
+          </w:tcPr>
+          <w:p>
+            <w:pPr>
+              <w:ind w:firstLine="0"/>
+              <w:jc w:val="center"/>
+            </w:pPr>
+            <w:r>
+              <w:t>0,52</w:t>
+            </w:r>
+          </w:p>
+        </w:tc>
+        <w:tc>
+          <w:tcPr>
+            <w:tcW w:w="1230" w:type="dxa"/>
+            <w:noWrap/>
+            <w:vAlign w:val="center"/>
             <w:hideMark/>
           </w:tcPr>
           <w:p>
@@ -3437,8 +3554,9 @@
       <w:tr>
         <w:tc>
           <w:tcPr>
-            <w:tcW w:w="562" w:type="dxa"/>
-            <w:noWrap/>
+            <w:tcW w:w="576" w:type="dxa"/>
+            <w:noWrap/>
+            <w:vAlign w:val="center"/>
             <w:hideMark/>
           </w:tcPr>
           <w:p>
@@ -3465,8 +3583,9 @@
         </w:tc>
         <w:tc>
           <w:tcPr>
-            <w:tcW w:w="3686" w:type="dxa"/>
-            <w:noWrap/>
+            <w:tcW w:w="3680" w:type="dxa"/>
+            <w:noWrap/>
+            <w:vAlign w:val="center"/>
             <w:hideMark/>
           </w:tcPr>
           <w:p>
@@ -3493,33 +3612,35 @@
         </w:tc>
         <w:tc>
           <w:tcPr>
-            <w:tcW w:w="1559" w:type="dxa"/>
-            <w:noWrap/>
-            <w:hideMark/>
-          </w:tcPr>
-          <w:p>
-            <w:pPr>
-              <w:ind w:firstLine="0"/>
-              <w:jc w:val="center"/>
-            </w:pPr>
-            <w:r>
-              <w:t>0.838 (M)</w:t>
-            </w:r>
-          </w:p>
-        </w:tc>
-        <w:tc>
-          <w:tcPr>
-            <w:tcW w:w="1180" w:type="dxa"/>
-            <w:noWrap/>
-            <w:hideMark/>
-          </w:tcPr>
-          <w:p>
-            <w:pPr>
-              <w:ind w:firstLine="0"/>
-              <w:jc w:val="center"/>
-            </w:pPr>
-            <w:r>
-              <w:t>8.3</w:t>
+            <w:tcW w:w="1557" w:type="dxa"/>
+            <w:noWrap/>
+            <w:vAlign w:val="center"/>
+            <w:hideMark/>
+          </w:tcPr>
+          <w:p>
+            <w:pPr>
+              <w:ind w:firstLine="0"/>
+              <w:jc w:val="center"/>
+            </w:pPr>
+            <w:r>
+              <w:t>0,838 (M)</w:t>
+            </w:r>
+          </w:p>
+        </w:tc>
+        <w:tc>
+          <w:tcPr>
+            <w:tcW w:w="1178" w:type="dxa"/>
+            <w:noWrap/>
+            <w:vAlign w:val="center"/>
+            <w:hideMark/>
+          </w:tcPr>
+          <w:p>
+            <w:pPr>
+              <w:ind w:firstLine="0"/>
+              <w:jc w:val="center"/>
+            </w:pPr>
+            <w:r>
+              <w:t>8,3</w:t>
             </w:r>
             <w:r>
               <w:rPr>
@@ -3540,36 +3661,26 @@
         </w:tc>
         <w:tc>
           <w:tcPr>
-            <w:tcW w:w="1126" w:type="dxa"/>
-            <w:noWrap/>
-            <w:hideMark/>
-          </w:tcPr>
-          <w:p>
-            <w:pPr>
-              <w:ind w:firstLine="0"/>
-              <w:jc w:val="center"/>
-              <w:rPr>
-                <w:rFonts w:eastAsia="Times New Roman"/>
-                <w:color w:val="000000"/>
-                <w:szCs w:val="24"/>
-                <w:lang w:eastAsia="ru-RU"/>
-              </w:rPr>
-            </w:pPr>
-            <w:r>
-              <w:rPr>
-                <w:rFonts w:eastAsia="Times New Roman"/>
-                <w:color w:val="000000"/>
-                <w:szCs w:val="24"/>
-                <w:lang w:eastAsia="ru-RU"/>
-              </w:rPr>
-              <w:t>0.72</w:t>
-            </w:r>
-          </w:p>
-        </w:tc>
-        <w:tc>
-          <w:tcPr>
-            <w:tcW w:w="1232" w:type="dxa"/>
-            <w:noWrap/>
+            <w:tcW w:w="1124" w:type="dxa"/>
+            <w:noWrap/>
+            <w:vAlign w:val="center"/>
+            <w:hideMark/>
+          </w:tcPr>
+          <w:p>
+            <w:pPr>
+              <w:ind w:firstLine="0"/>
+              <w:jc w:val="center"/>
+            </w:pPr>
+            <w:r>
+              <w:t>0,54</w:t>
+            </w:r>
+          </w:p>
+        </w:tc>
+        <w:tc>
+          <w:tcPr>
+            <w:tcW w:w="1230" w:type="dxa"/>
+            <w:noWrap/>
+            <w:vAlign w:val="center"/>
             <w:hideMark/>
           </w:tcPr>
           <w:p>
@@ -3586,8 +3697,9 @@
       <w:tr>
         <w:tc>
           <w:tcPr>
-            <w:tcW w:w="562" w:type="dxa"/>
-            <w:noWrap/>
+            <w:tcW w:w="576" w:type="dxa"/>
+            <w:noWrap/>
+            <w:vAlign w:val="center"/>
             <w:hideMark/>
           </w:tcPr>
           <w:p>
@@ -3614,8 +3726,9 @@
         </w:tc>
         <w:tc>
           <w:tcPr>
-            <w:tcW w:w="3686" w:type="dxa"/>
-            <w:noWrap/>
+            <w:tcW w:w="3680" w:type="dxa"/>
+            <w:noWrap/>
+            <w:vAlign w:val="center"/>
             <w:hideMark/>
           </w:tcPr>
           <w:p>
@@ -3642,17 +3755,18 @@
         </w:tc>
         <w:tc>
           <w:tcPr>
-            <w:tcW w:w="1559" w:type="dxa"/>
-            <w:noWrap/>
-            <w:hideMark/>
-          </w:tcPr>
-          <w:p>
-            <w:pPr>
-              <w:ind w:firstLine="0"/>
-              <w:jc w:val="center"/>
-            </w:pPr>
-            <w:r>
-              <w:t>4.0</w:t>
+            <w:tcW w:w="1557" w:type="dxa"/>
+            <w:noWrap/>
+            <w:vAlign w:val="center"/>
+            <w:hideMark/>
+          </w:tcPr>
+          <w:p>
+            <w:pPr>
+              <w:ind w:firstLine="0"/>
+              <w:jc w:val="center"/>
+            </w:pPr>
+            <w:r>
+              <w:t>4,0</w:t>
             </w:r>
             <w:r>
               <w:rPr>
@@ -3676,17 +3790,18 @@
         </w:tc>
         <w:tc>
           <w:tcPr>
-            <w:tcW w:w="1180" w:type="dxa"/>
-            <w:noWrap/>
-            <w:hideMark/>
-          </w:tcPr>
-          <w:p>
-            <w:pPr>
-              <w:ind w:firstLine="0"/>
-              <w:jc w:val="center"/>
-            </w:pPr>
-            <w:r>
-              <w:t>1.8</w:t>
+            <w:tcW w:w="1178" w:type="dxa"/>
+            <w:noWrap/>
+            <w:vAlign w:val="center"/>
+            <w:hideMark/>
+          </w:tcPr>
+          <w:p>
+            <w:pPr>
+              <w:ind w:firstLine="0"/>
+              <w:jc w:val="center"/>
+            </w:pPr>
+            <w:r>
+              <w:t>1,8</w:t>
             </w:r>
             <w:r>
               <w:rPr>
@@ -3707,36 +3822,26 @@
         </w:tc>
         <w:tc>
           <w:tcPr>
-            <w:tcW w:w="1126" w:type="dxa"/>
-            <w:noWrap/>
-            <w:hideMark/>
-          </w:tcPr>
-          <w:p>
-            <w:pPr>
-              <w:ind w:firstLine="0"/>
-              <w:jc w:val="center"/>
-              <w:rPr>
-                <w:rFonts w:eastAsia="Times New Roman"/>
-                <w:color w:val="000000"/>
-                <w:szCs w:val="24"/>
-                <w:lang w:eastAsia="ru-RU"/>
-              </w:rPr>
-            </w:pPr>
-            <w:r>
-              <w:rPr>
-                <w:rFonts w:eastAsia="Times New Roman"/>
-                <w:color w:val="000000"/>
-                <w:szCs w:val="24"/>
-                <w:lang w:eastAsia="ru-RU"/>
-              </w:rPr>
-              <w:t>2.31</w:t>
-            </w:r>
-          </w:p>
-        </w:tc>
-        <w:tc>
-          <w:tcPr>
-            <w:tcW w:w="1232" w:type="dxa"/>
-            <w:noWrap/>
+            <w:tcW w:w="1124" w:type="dxa"/>
+            <w:noWrap/>
+            <w:vAlign w:val="center"/>
+            <w:hideMark/>
+          </w:tcPr>
+          <w:p>
+            <w:pPr>
+              <w:ind w:firstLine="0"/>
+              <w:jc w:val="center"/>
+            </w:pPr>
+            <w:r>
+              <w:t>2,06</w:t>
+            </w:r>
+          </w:p>
+        </w:tc>
+        <w:tc>
+          <w:tcPr>
+            <w:tcW w:w="1230" w:type="dxa"/>
+            <w:noWrap/>
+            <w:vAlign w:val="center"/>
             <w:hideMark/>
           </w:tcPr>
           <w:p>
@@ -3759,8 +3864,9 @@
       <w:tr>
         <w:tc>
           <w:tcPr>
-            <w:tcW w:w="562" w:type="dxa"/>
-            <w:noWrap/>
+            <w:tcW w:w="576" w:type="dxa"/>
+            <w:noWrap/>
+            <w:vAlign w:val="center"/>
             <w:hideMark/>
           </w:tcPr>
           <w:p>
@@ -3787,8 +3893,9 @@
         </w:tc>
         <w:tc>
           <w:tcPr>
-            <w:tcW w:w="3686" w:type="dxa"/>
-            <w:noWrap/>
+            <w:tcW w:w="3680" w:type="dxa"/>
+            <w:noWrap/>
+            <w:vAlign w:val="center"/>
             <w:hideMark/>
           </w:tcPr>
           <w:p>
@@ -3815,33 +3922,35 @@
         </w:tc>
         <w:tc>
           <w:tcPr>
-            <w:tcW w:w="1559" w:type="dxa"/>
-            <w:noWrap/>
-            <w:hideMark/>
-          </w:tcPr>
-          <w:p>
-            <w:pPr>
-              <w:ind w:firstLine="0"/>
-              <w:jc w:val="center"/>
-            </w:pPr>
-            <w:r>
-              <w:t>0.100 (W)</w:t>
-            </w:r>
-          </w:p>
-        </w:tc>
-        <w:tc>
-          <w:tcPr>
-            <w:tcW w:w="1180" w:type="dxa"/>
-            <w:noWrap/>
-            <w:hideMark/>
-          </w:tcPr>
-          <w:p>
-            <w:pPr>
-              <w:ind w:firstLine="0"/>
-              <w:jc w:val="center"/>
-            </w:pPr>
-            <w:r>
-              <w:t>1.2</w:t>
+            <w:tcW w:w="1557" w:type="dxa"/>
+            <w:noWrap/>
+            <w:vAlign w:val="center"/>
+            <w:hideMark/>
+          </w:tcPr>
+          <w:p>
+            <w:pPr>
+              <w:ind w:firstLine="0"/>
+              <w:jc w:val="center"/>
+            </w:pPr>
+            <w:r>
+              <w:t>0,100 (W)</w:t>
+            </w:r>
+          </w:p>
+        </w:tc>
+        <w:tc>
+          <w:tcPr>
+            <w:tcW w:w="1178" w:type="dxa"/>
+            <w:noWrap/>
+            <w:vAlign w:val="center"/>
+            <w:hideMark/>
+          </w:tcPr>
+          <w:p>
+            <w:pPr>
+              <w:ind w:firstLine="0"/>
+              <w:jc w:val="center"/>
+            </w:pPr>
+            <w:r>
+              <w:t>1,2</w:t>
             </w:r>
             <w:r>
               <w:rPr>
@@ -3870,36 +3979,26 @@
         </w:tc>
         <w:tc>
           <w:tcPr>
-            <w:tcW w:w="1126" w:type="dxa"/>
-            <w:noWrap/>
-            <w:hideMark/>
-          </w:tcPr>
-          <w:p>
-            <w:pPr>
-              <w:ind w:firstLine="0"/>
-              <w:jc w:val="center"/>
-              <w:rPr>
-                <w:rFonts w:eastAsia="Times New Roman"/>
-                <w:color w:val="000000"/>
-                <w:szCs w:val="24"/>
-                <w:lang w:eastAsia="ru-RU"/>
-              </w:rPr>
-            </w:pPr>
-            <w:r>
-              <w:rPr>
-                <w:rFonts w:eastAsia="Times New Roman"/>
-                <w:color w:val="000000"/>
-                <w:szCs w:val="24"/>
-                <w:lang w:eastAsia="ru-RU"/>
-              </w:rPr>
-              <w:t>0.52</w:t>
-            </w:r>
-          </w:p>
-        </w:tc>
-        <w:tc>
-          <w:tcPr>
-            <w:tcW w:w="1232" w:type="dxa"/>
-            <w:noWrap/>
+            <w:tcW w:w="1124" w:type="dxa"/>
+            <w:noWrap/>
+            <w:vAlign w:val="center"/>
+            <w:hideMark/>
+          </w:tcPr>
+          <w:p>
+            <w:pPr>
+              <w:ind w:firstLine="0"/>
+              <w:jc w:val="center"/>
+            </w:pPr>
+            <w:r>
+              <w:t>0,54</w:t>
+            </w:r>
+          </w:p>
+        </w:tc>
+        <w:tc>
+          <w:tcPr>
+            <w:tcW w:w="1230" w:type="dxa"/>
+            <w:noWrap/>
+            <w:vAlign w:val="center"/>
             <w:hideMark/>
           </w:tcPr>
           <w:p>
@@ -3916,8 +4015,9 @@
       <w:tr>
         <w:tc>
           <w:tcPr>
-            <w:tcW w:w="562" w:type="dxa"/>
-            <w:noWrap/>
+            <w:tcW w:w="576" w:type="dxa"/>
+            <w:noWrap/>
+            <w:vAlign w:val="center"/>
             <w:hideMark/>
           </w:tcPr>
           <w:p>
@@ -3944,8 +4044,9 @@
         </w:tc>
         <w:tc>
           <w:tcPr>
-            <w:tcW w:w="3686" w:type="dxa"/>
-            <w:noWrap/>
+            <w:tcW w:w="3680" w:type="dxa"/>
+            <w:noWrap/>
+            <w:vAlign w:val="center"/>
             <w:hideMark/>
           </w:tcPr>
           <w:p>
@@ -3972,8 +4073,9 @@
         </w:tc>
         <w:tc>
           <w:tcPr>
-            <w:tcW w:w="1559" w:type="dxa"/>
-            <w:noWrap/>
+            <w:tcW w:w="1557" w:type="dxa"/>
+            <w:noWrap/>
+            <w:vAlign w:val="center"/>
             <w:hideMark/>
           </w:tcPr>
           <w:p>
@@ -3994,8 +4096,9 @@
         </w:tc>
         <w:tc>
           <w:tcPr>
-            <w:tcW w:w="1180" w:type="dxa"/>
-            <w:noWrap/>
+            <w:tcW w:w="1178" w:type="dxa"/>
+            <w:noWrap/>
+            <w:vAlign w:val="center"/>
             <w:hideMark/>
           </w:tcPr>
           <w:p>
@@ -4010,36 +4113,26 @@
         </w:tc>
         <w:tc>
           <w:tcPr>
-            <w:tcW w:w="1126" w:type="dxa"/>
-            <w:noWrap/>
-            <w:hideMark/>
-          </w:tcPr>
-          <w:p>
-            <w:pPr>
-              <w:ind w:firstLine="0"/>
-              <w:jc w:val="center"/>
-              <w:rPr>
-                <w:rFonts w:eastAsia="Times New Roman"/>
-                <w:color w:val="000000"/>
-                <w:szCs w:val="24"/>
-                <w:lang w:eastAsia="ru-RU"/>
-              </w:rPr>
-            </w:pPr>
-            <w:r>
-              <w:rPr>
-                <w:rFonts w:eastAsia="Times New Roman"/>
-                <w:color w:val="000000"/>
-                <w:szCs w:val="24"/>
-                <w:lang w:eastAsia="ru-RU"/>
-              </w:rPr>
-              <w:t>0.00</w:t>
-            </w:r>
-          </w:p>
-        </w:tc>
-        <w:tc>
-          <w:tcPr>
-            <w:tcW w:w="1232" w:type="dxa"/>
-            <w:noWrap/>
+            <w:tcW w:w="1124" w:type="dxa"/>
+            <w:noWrap/>
+            <w:vAlign w:val="center"/>
+            <w:hideMark/>
+          </w:tcPr>
+          <w:p>
+            <w:pPr>
+              <w:ind w:firstLine="0"/>
+              <w:jc w:val="center"/>
+            </w:pPr>
+            <w:r>
+              <w:t>0,00</w:t>
+            </w:r>
+          </w:p>
+        </w:tc>
+        <w:tc>
+          <w:tcPr>
+            <w:tcW w:w="1230" w:type="dxa"/>
+            <w:noWrap/>
+            <w:vAlign w:val="center"/>
             <w:hideMark/>
           </w:tcPr>
           <w:p>
@@ -4056,8 +4149,9 @@
       <w:tr>
         <w:tc>
           <w:tcPr>
-            <w:tcW w:w="562" w:type="dxa"/>
-            <w:noWrap/>
+            <w:tcW w:w="576" w:type="dxa"/>
+            <w:noWrap/>
+            <w:vAlign w:val="center"/>
             <w:hideMark/>
           </w:tcPr>
           <w:p>
@@ -4084,8 +4178,9 @@
         </w:tc>
         <w:tc>
           <w:tcPr>
-            <w:tcW w:w="3686" w:type="dxa"/>
-            <w:noWrap/>
+            <w:tcW w:w="3680" w:type="dxa"/>
+            <w:noWrap/>
+            <w:vAlign w:val="center"/>
             <w:hideMark/>
           </w:tcPr>
           <w:p>
@@ -4131,33 +4226,35 @@
         </w:tc>
         <w:tc>
           <w:tcPr>
-            <w:tcW w:w="1559" w:type="dxa"/>
-            <w:noWrap/>
-            <w:hideMark/>
-          </w:tcPr>
-          <w:p>
-            <w:pPr>
-              <w:ind w:firstLine="0"/>
-              <w:jc w:val="center"/>
-            </w:pPr>
-            <w:r>
-              <w:t>0.345 (W)</w:t>
-            </w:r>
-          </w:p>
-        </w:tc>
-        <w:tc>
-          <w:tcPr>
-            <w:tcW w:w="1180" w:type="dxa"/>
-            <w:noWrap/>
-            <w:hideMark/>
-          </w:tcPr>
-          <w:p>
-            <w:pPr>
-              <w:ind w:firstLine="0"/>
-              <w:jc w:val="center"/>
-            </w:pPr>
-            <w:r>
-              <w:t>5.6</w:t>
+            <w:tcW w:w="1557" w:type="dxa"/>
+            <w:noWrap/>
+            <w:vAlign w:val="center"/>
+            <w:hideMark/>
+          </w:tcPr>
+          <w:p>
+            <w:pPr>
+              <w:ind w:firstLine="0"/>
+              <w:jc w:val="center"/>
+            </w:pPr>
+            <w:r>
+              <w:t>0,345 (W)</w:t>
+            </w:r>
+          </w:p>
+        </w:tc>
+        <w:tc>
+          <w:tcPr>
+            <w:tcW w:w="1178" w:type="dxa"/>
+            <w:noWrap/>
+            <w:vAlign w:val="center"/>
+            <w:hideMark/>
+          </w:tcPr>
+          <w:p>
+            <w:pPr>
+              <w:ind w:firstLine="0"/>
+              <w:jc w:val="center"/>
+            </w:pPr>
+            <w:r>
+              <w:t>5,6</w:t>
             </w:r>
             <w:r>
               <w:rPr>
@@ -4178,36 +4275,26 @@
         </w:tc>
         <w:tc>
           <w:tcPr>
-            <w:tcW w:w="1126" w:type="dxa"/>
-            <w:noWrap/>
-            <w:hideMark/>
-          </w:tcPr>
-          <w:p>
-            <w:pPr>
-              <w:ind w:firstLine="0"/>
-              <w:jc w:val="center"/>
-              <w:rPr>
-                <w:rFonts w:eastAsia="Times New Roman"/>
-                <w:color w:val="000000"/>
-                <w:szCs w:val="24"/>
-                <w:lang w:eastAsia="ru-RU"/>
-              </w:rPr>
-            </w:pPr>
-            <w:r>
-              <w:rPr>
-                <w:rFonts w:eastAsia="Times New Roman"/>
-                <w:color w:val="000000"/>
-                <w:szCs w:val="24"/>
-                <w:lang w:eastAsia="ru-RU"/>
-              </w:rPr>
-              <w:t>0.50</w:t>
-            </w:r>
-          </w:p>
-        </w:tc>
-        <w:tc>
-          <w:tcPr>
-            <w:tcW w:w="1232" w:type="dxa"/>
-            <w:noWrap/>
+            <w:tcW w:w="1124" w:type="dxa"/>
+            <w:noWrap/>
+            <w:vAlign w:val="center"/>
+            <w:hideMark/>
+          </w:tcPr>
+          <w:p>
+            <w:pPr>
+              <w:ind w:firstLine="0"/>
+              <w:jc w:val="center"/>
+            </w:pPr>
+            <w:r>
+              <w:t>0,56</w:t>
+            </w:r>
+          </w:p>
+        </w:tc>
+        <w:tc>
+          <w:tcPr>
+            <w:tcW w:w="1230" w:type="dxa"/>
+            <w:noWrap/>
+            <w:vAlign w:val="center"/>
             <w:hideMark/>
           </w:tcPr>
           <w:p>
@@ -4224,8 +4311,9 @@
       <w:tr>
         <w:tc>
           <w:tcPr>
-            <w:tcW w:w="562" w:type="dxa"/>
-            <w:noWrap/>
+            <w:tcW w:w="576" w:type="dxa"/>
+            <w:noWrap/>
+            <w:vAlign w:val="center"/>
             <w:hideMark/>
           </w:tcPr>
           <w:p>
@@ -4252,61 +4340,75 @@
         </w:tc>
         <w:tc>
           <w:tcPr>
-            <w:tcW w:w="3686" w:type="dxa"/>
-            <w:noWrap/>
-            <w:hideMark/>
-          </w:tcPr>
-          <w:p>
-            <w:pPr>
-              <w:ind w:firstLine="0"/>
-              <w:jc w:val="center"/>
-              <w:rPr>
-                <w:rFonts w:eastAsia="Times New Roman"/>
-                <w:color w:val="000000"/>
-                <w:szCs w:val="24"/>
-                <w:lang w:eastAsia="ru-RU"/>
-              </w:rPr>
-            </w:pPr>
-            <w:r>
-              <w:rPr>
-                <w:rFonts w:eastAsia="Times New Roman"/>
-                <w:color w:val="000000"/>
-                <w:szCs w:val="24"/>
-                <w:lang w:eastAsia="ru-RU"/>
-              </w:rPr>
-              <w:t>Полунормальные (38/38)</w:t>
-            </w:r>
-          </w:p>
-        </w:tc>
-        <w:tc>
-          <w:tcPr>
-            <w:tcW w:w="1559" w:type="dxa"/>
-            <w:noWrap/>
-            <w:hideMark/>
-          </w:tcPr>
-          <w:p>
-            <w:pPr>
-              <w:ind w:firstLine="0"/>
-              <w:jc w:val="center"/>
-            </w:pPr>
-            <w:r>
-              <w:t>0.647 (M)</w:t>
-            </w:r>
-          </w:p>
-        </w:tc>
-        <w:tc>
-          <w:tcPr>
-            <w:tcW w:w="1180" w:type="dxa"/>
-            <w:noWrap/>
-            <w:hideMark/>
-          </w:tcPr>
-          <w:p>
-            <w:pPr>
-              <w:ind w:firstLine="0"/>
-              <w:jc w:val="center"/>
-            </w:pPr>
-            <w:r>
-              <w:t>8.7</w:t>
+            <w:tcW w:w="3680" w:type="dxa"/>
+            <w:noWrap/>
+            <w:vAlign w:val="center"/>
+            <w:hideMark/>
+          </w:tcPr>
+          <w:p>
+            <w:pPr>
+              <w:ind w:firstLine="0"/>
+              <w:jc w:val="center"/>
+              <w:rPr>
+                <w:rFonts w:eastAsia="Times New Roman"/>
+                <w:color w:val="000000"/>
+                <w:szCs w:val="24"/>
+                <w:lang w:eastAsia="ru-RU"/>
+              </w:rPr>
+            </w:pPr>
+            <w:proofErr w:type="spellStart"/>
+            <w:r>
+              <w:rPr>
+                <w:rFonts w:eastAsia="Times New Roman"/>
+                <w:color w:val="000000"/>
+                <w:szCs w:val="24"/>
+                <w:lang w:eastAsia="ru-RU"/>
+              </w:rPr>
+              <w:t>Полунормальные</w:t>
+            </w:r>
+            <w:proofErr w:type="spellEnd"/>
+            <w:r>
+              <w:rPr>
+                <w:rFonts w:eastAsia="Times New Roman"/>
+                <w:color w:val="000000"/>
+                <w:szCs w:val="24"/>
+                <w:lang w:eastAsia="ru-RU"/>
+              </w:rPr>
+              <w:t xml:space="preserve"> (38/38)</w:t>
+            </w:r>
+          </w:p>
+        </w:tc>
+        <w:tc>
+          <w:tcPr>
+            <w:tcW w:w="1557" w:type="dxa"/>
+            <w:noWrap/>
+            <w:vAlign w:val="center"/>
+            <w:hideMark/>
+          </w:tcPr>
+          <w:p>
+            <w:pPr>
+              <w:ind w:firstLine="0"/>
+              <w:jc w:val="center"/>
+            </w:pPr>
+            <w:r>
+              <w:t>0,647 (M)</w:t>
+            </w:r>
+          </w:p>
+        </w:tc>
+        <w:tc>
+          <w:tcPr>
+            <w:tcW w:w="1178" w:type="dxa"/>
+            <w:noWrap/>
+            <w:vAlign w:val="center"/>
+            <w:hideMark/>
+          </w:tcPr>
+          <w:p>
+            <w:pPr>
+              <w:ind w:firstLine="0"/>
+              <w:jc w:val="center"/>
+            </w:pPr>
+            <w:r>
+              <w:t>8,7</w:t>
             </w:r>
             <w:r>
               <w:rPr>
@@ -4335,36 +4437,26 @@
         </w:tc>
         <w:tc>
           <w:tcPr>
-            <w:tcW w:w="1126" w:type="dxa"/>
-            <w:noWrap/>
-            <w:hideMark/>
-          </w:tcPr>
-          <w:p>
-            <w:pPr>
-              <w:ind w:firstLine="0"/>
-              <w:jc w:val="center"/>
-              <w:rPr>
-                <w:rFonts w:eastAsia="Times New Roman"/>
-                <w:color w:val="000000"/>
-                <w:szCs w:val="24"/>
-                <w:lang w:eastAsia="ru-RU"/>
-              </w:rPr>
-            </w:pPr>
-            <w:r>
-              <w:rPr>
-                <w:rFonts w:eastAsia="Times New Roman"/>
-                <w:color w:val="000000"/>
-                <w:szCs w:val="24"/>
-                <w:lang w:eastAsia="ru-RU"/>
-              </w:rPr>
-              <w:t>0.71</w:t>
-            </w:r>
-          </w:p>
-        </w:tc>
-        <w:tc>
-          <w:tcPr>
-            <w:tcW w:w="1232" w:type="dxa"/>
-            <w:noWrap/>
+            <w:tcW w:w="1124" w:type="dxa"/>
+            <w:noWrap/>
+            <w:vAlign w:val="center"/>
+            <w:hideMark/>
+          </w:tcPr>
+          <w:p>
+            <w:pPr>
+              <w:ind w:firstLine="0"/>
+              <w:jc w:val="center"/>
+            </w:pPr>
+            <w:r>
+              <w:t>0,90</w:t>
+            </w:r>
+          </w:p>
+        </w:tc>
+        <w:tc>
+          <w:tcPr>
+            <w:tcW w:w="1230" w:type="dxa"/>
+            <w:noWrap/>
+            <w:vAlign w:val="center"/>
             <w:hideMark/>
           </w:tcPr>
           <w:p>
@@ -4381,8 +4473,9 @@
       <w:tr>
         <w:tc>
           <w:tcPr>
-            <w:tcW w:w="562" w:type="dxa"/>
-            <w:noWrap/>
+            <w:tcW w:w="576" w:type="dxa"/>
+            <w:noWrap/>
+            <w:vAlign w:val="center"/>
             <w:hideMark/>
           </w:tcPr>
           <w:p>
@@ -4409,8 +4502,9 @@
         </w:tc>
         <w:tc>
           <w:tcPr>
-            <w:tcW w:w="3686" w:type="dxa"/>
-            <w:noWrap/>
+            <w:tcW w:w="3680" w:type="dxa"/>
+            <w:noWrap/>
+            <w:vAlign w:val="center"/>
             <w:hideMark/>
           </w:tcPr>
           <w:p>
@@ -4437,17 +4531,18 @@
         </w:tc>
         <w:tc>
           <w:tcPr>
-            <w:tcW w:w="1559" w:type="dxa"/>
-            <w:noWrap/>
-            <w:hideMark/>
-          </w:tcPr>
-          <w:p>
-            <w:pPr>
-              <w:ind w:firstLine="0"/>
-              <w:jc w:val="center"/>
-            </w:pPr>
-            <w:r>
-              <w:t>1.9</w:t>
+            <w:tcW w:w="1557" w:type="dxa"/>
+            <w:noWrap/>
+            <w:vAlign w:val="center"/>
+            <w:hideMark/>
+          </w:tcPr>
+          <w:p>
+            <w:pPr>
+              <w:ind w:firstLine="0"/>
+              <w:jc w:val="center"/>
+            </w:pPr>
+            <w:r>
+              <w:t>1,9</w:t>
             </w:r>
             <w:r>
               <w:rPr>
@@ -4479,17 +4574,18 @@
         </w:tc>
         <w:tc>
           <w:tcPr>
-            <w:tcW w:w="1180" w:type="dxa"/>
-            <w:noWrap/>
-            <w:hideMark/>
-          </w:tcPr>
-          <w:p>
-            <w:pPr>
-              <w:ind w:firstLine="0"/>
-              <w:jc w:val="center"/>
-            </w:pPr>
-            <w:r>
-              <w:t>1.8</w:t>
+            <w:tcW w:w="1178" w:type="dxa"/>
+            <w:noWrap/>
+            <w:vAlign w:val="center"/>
+            <w:hideMark/>
+          </w:tcPr>
+          <w:p>
+            <w:pPr>
+              <w:ind w:firstLine="0"/>
+              <w:jc w:val="center"/>
+            </w:pPr>
+            <w:r>
+              <w:t>1,8</w:t>
             </w:r>
             <w:r>
               <w:rPr>
@@ -4510,36 +4606,26 @@
         </w:tc>
         <w:tc>
           <w:tcPr>
-            <w:tcW w:w="1126" w:type="dxa"/>
-            <w:noWrap/>
-            <w:hideMark/>
-          </w:tcPr>
-          <w:p>
-            <w:pPr>
-              <w:ind w:firstLine="0"/>
-              <w:jc w:val="center"/>
-              <w:rPr>
-                <w:rFonts w:eastAsia="Times New Roman"/>
-                <w:color w:val="000000"/>
-                <w:szCs w:val="24"/>
-                <w:lang w:eastAsia="ru-RU"/>
-              </w:rPr>
-            </w:pPr>
-            <w:r>
-              <w:rPr>
-                <w:rFonts w:eastAsia="Times New Roman"/>
-                <w:color w:val="000000"/>
-                <w:szCs w:val="24"/>
-                <w:lang w:eastAsia="ru-RU"/>
-              </w:rPr>
-              <w:t>0.96</w:t>
-            </w:r>
-          </w:p>
-        </w:tc>
-        <w:tc>
-          <w:tcPr>
-            <w:tcW w:w="1232" w:type="dxa"/>
-            <w:noWrap/>
+            <w:tcW w:w="1124" w:type="dxa"/>
+            <w:noWrap/>
+            <w:vAlign w:val="center"/>
+            <w:hideMark/>
+          </w:tcPr>
+          <w:p>
+            <w:pPr>
+              <w:ind w:firstLine="0"/>
+              <w:jc w:val="center"/>
+            </w:pPr>
+            <w:r>
+              <w:t>0,83</w:t>
+            </w:r>
+          </w:p>
+        </w:tc>
+        <w:tc>
+          <w:tcPr>
+            <w:tcW w:w="1230" w:type="dxa"/>
+            <w:noWrap/>
+            <w:vAlign w:val="center"/>
             <w:hideMark/>
           </w:tcPr>
           <w:p>
@@ -4556,8 +4642,9 @@
       <w:tr>
         <w:tc>
           <w:tcPr>
-            <w:tcW w:w="562" w:type="dxa"/>
-            <w:noWrap/>
+            <w:tcW w:w="576" w:type="dxa"/>
+            <w:noWrap/>
+            <w:vAlign w:val="center"/>
             <w:hideMark/>
           </w:tcPr>
           <w:p>
@@ -4584,8 +4671,9 @@
         </w:tc>
         <w:tc>
           <w:tcPr>
-            <w:tcW w:w="3686" w:type="dxa"/>
-            <w:noWrap/>
+            <w:tcW w:w="3680" w:type="dxa"/>
+            <w:noWrap/>
+            <w:vAlign w:val="center"/>
             <w:hideMark/>
           </w:tcPr>
           <w:p>
@@ -4614,33 +4702,35 @@
         </w:tc>
         <w:tc>
           <w:tcPr>
-            <w:tcW w:w="1559" w:type="dxa"/>
-            <w:noWrap/>
-            <w:hideMark/>
-          </w:tcPr>
-          <w:p>
-            <w:pPr>
-              <w:ind w:firstLine="0"/>
-              <w:jc w:val="center"/>
-            </w:pPr>
-            <w:r>
-              <w:t>0.396 (W)</w:t>
-            </w:r>
-          </w:p>
-        </w:tc>
-        <w:tc>
-          <w:tcPr>
-            <w:tcW w:w="1180" w:type="dxa"/>
-            <w:noWrap/>
-            <w:hideMark/>
-          </w:tcPr>
-          <w:p>
-            <w:pPr>
-              <w:ind w:firstLine="0"/>
-              <w:jc w:val="center"/>
-            </w:pPr>
-            <w:r>
-              <w:t>1.8</w:t>
+            <w:tcW w:w="1557" w:type="dxa"/>
+            <w:noWrap/>
+            <w:vAlign w:val="center"/>
+            <w:hideMark/>
+          </w:tcPr>
+          <w:p>
+            <w:pPr>
+              <w:ind w:firstLine="0"/>
+              <w:jc w:val="center"/>
+            </w:pPr>
+            <w:r>
+              <w:t>0,396 (W)</w:t>
+            </w:r>
+          </w:p>
+        </w:tc>
+        <w:tc>
+          <w:tcPr>
+            <w:tcW w:w="1178" w:type="dxa"/>
+            <w:noWrap/>
+            <w:vAlign w:val="center"/>
+            <w:hideMark/>
+          </w:tcPr>
+          <w:p>
+            <w:pPr>
+              <w:ind w:firstLine="0"/>
+              <w:jc w:val="center"/>
+            </w:pPr>
+            <w:r>
+              <w:t>1,8</w:t>
             </w:r>
             <w:r>
               <w:rPr>
@@ -4669,36 +4759,26 @@
         </w:tc>
         <w:tc>
           <w:tcPr>
-            <w:tcW w:w="1126" w:type="dxa"/>
-            <w:noWrap/>
-            <w:hideMark/>
-          </w:tcPr>
-          <w:p>
-            <w:pPr>
-              <w:ind w:firstLine="0"/>
-              <w:jc w:val="center"/>
-              <w:rPr>
-                <w:rFonts w:eastAsia="Times New Roman"/>
-                <w:color w:val="000000"/>
-                <w:szCs w:val="24"/>
-                <w:lang w:eastAsia="ru-RU"/>
-              </w:rPr>
-            </w:pPr>
-            <w:r>
-              <w:rPr>
-                <w:rFonts w:eastAsia="Times New Roman"/>
-                <w:color w:val="000000"/>
-                <w:szCs w:val="24"/>
-                <w:lang w:eastAsia="ru-RU"/>
-              </w:rPr>
-              <w:t>0.59</w:t>
-            </w:r>
-          </w:p>
-        </w:tc>
-        <w:tc>
-          <w:tcPr>
-            <w:tcW w:w="1232" w:type="dxa"/>
-            <w:noWrap/>
+            <w:tcW w:w="1124" w:type="dxa"/>
+            <w:noWrap/>
+            <w:vAlign w:val="center"/>
+            <w:hideMark/>
+          </w:tcPr>
+          <w:p>
+            <w:pPr>
+              <w:ind w:firstLine="0"/>
+              <w:jc w:val="center"/>
+            </w:pPr>
+            <w:r>
+              <w:t>0,44</w:t>
+            </w:r>
+          </w:p>
+        </w:tc>
+        <w:tc>
+          <w:tcPr>
+            <w:tcW w:w="1230" w:type="dxa"/>
+            <w:noWrap/>
+            <w:vAlign w:val="center"/>
             <w:hideMark/>
           </w:tcPr>
           <w:p>
@@ -4715,8 +4795,9 @@
       <w:tr>
         <w:tc>
           <w:tcPr>
-            <w:tcW w:w="562" w:type="dxa"/>
-            <w:noWrap/>
+            <w:tcW w:w="576" w:type="dxa"/>
+            <w:noWrap/>
+            <w:vAlign w:val="center"/>
             <w:hideMark/>
           </w:tcPr>
           <w:p>
@@ -4743,8 +4824,9 @@
         </w:tc>
         <w:tc>
           <w:tcPr>
-            <w:tcW w:w="3686" w:type="dxa"/>
-            <w:noWrap/>
+            <w:tcW w:w="3680" w:type="dxa"/>
+            <w:noWrap/>
+            <w:vAlign w:val="center"/>
             <w:hideMark/>
           </w:tcPr>
           <w:p>
@@ -4771,17 +4853,18 @@
         </w:tc>
         <w:tc>
           <w:tcPr>
-            <w:tcW w:w="1559" w:type="dxa"/>
-            <w:noWrap/>
-            <w:hideMark/>
-          </w:tcPr>
-          <w:p>
-            <w:pPr>
-              <w:ind w:firstLine="0"/>
-              <w:jc w:val="center"/>
-            </w:pPr>
-            <w:r>
-              <w:t>1.2</w:t>
+            <w:tcW w:w="1557" w:type="dxa"/>
+            <w:noWrap/>
+            <w:vAlign w:val="center"/>
+            <w:hideMark/>
+          </w:tcPr>
+          <w:p>
+            <w:pPr>
+              <w:ind w:firstLine="0"/>
+              <w:jc w:val="center"/>
+            </w:pPr>
+            <w:r>
+              <w:t>1,2</w:t>
             </w:r>
             <w:r>
               <w:rPr>
@@ -4813,17 +4896,18 @@
         </w:tc>
         <w:tc>
           <w:tcPr>
-            <w:tcW w:w="1180" w:type="dxa"/>
-            <w:noWrap/>
-            <w:hideMark/>
-          </w:tcPr>
-          <w:p>
-            <w:pPr>
-              <w:ind w:firstLine="0"/>
-              <w:jc w:val="center"/>
-            </w:pPr>
-            <w:r>
-              <w:t>3.1</w:t>
+            <w:tcW w:w="1178" w:type="dxa"/>
+            <w:noWrap/>
+            <w:vAlign w:val="center"/>
+            <w:hideMark/>
+          </w:tcPr>
+          <w:p>
+            <w:pPr>
+              <w:ind w:firstLine="0"/>
+              <w:jc w:val="center"/>
+            </w:pPr>
+            <w:r>
+              <w:t>3,1</w:t>
             </w:r>
             <w:r>
               <w:rPr>
@@ -4852,36 +4936,26 @@
         </w:tc>
         <w:tc>
           <w:tcPr>
-            <w:tcW w:w="1126" w:type="dxa"/>
-            <w:noWrap/>
-            <w:hideMark/>
-          </w:tcPr>
-          <w:p>
-            <w:pPr>
-              <w:ind w:firstLine="0"/>
-              <w:jc w:val="center"/>
-              <w:rPr>
-                <w:rFonts w:eastAsia="Times New Roman"/>
-                <w:color w:val="000000"/>
-                <w:szCs w:val="24"/>
-                <w:lang w:eastAsia="ru-RU"/>
-              </w:rPr>
-            </w:pPr>
-            <w:r>
-              <w:rPr>
-                <w:rFonts w:eastAsia="Times New Roman"/>
-                <w:color w:val="000000"/>
-                <w:szCs w:val="24"/>
-                <w:lang w:eastAsia="ru-RU"/>
-              </w:rPr>
-              <w:t>0.52</w:t>
-            </w:r>
-          </w:p>
-        </w:tc>
-        <w:tc>
-          <w:tcPr>
-            <w:tcW w:w="1232" w:type="dxa"/>
-            <w:noWrap/>
+            <w:tcW w:w="1124" w:type="dxa"/>
+            <w:noWrap/>
+            <w:vAlign w:val="center"/>
+            <w:hideMark/>
+          </w:tcPr>
+          <w:p>
+            <w:pPr>
+              <w:ind w:firstLine="0"/>
+              <w:jc w:val="center"/>
+            </w:pPr>
+            <w:r>
+              <w:t>0,36</w:t>
+            </w:r>
+          </w:p>
+        </w:tc>
+        <w:tc>
+          <w:tcPr>
+            <w:tcW w:w="1230" w:type="dxa"/>
+            <w:noWrap/>
+            <w:vAlign w:val="center"/>
             <w:hideMark/>
           </w:tcPr>
           <w:p>
@@ -4901,27 +4975,7 @@
         <w:spacing w:before="100" w:beforeAutospacing="1"/>
       </w:pPr>
       <w:r>
-        <w:t>Протокол продемонстрировал корректную работу логики автоматического выбора метода сравнения. В 19 из 20 сценариев выбор между параметрическим (Уэлча) и непараметрическим (Муда) путями полностью совпал с решениями, принятыми на основе стандартного теста Шапиро–Уилка (</w:t>
-      </w:r>
-      <m:oMath>
-        <m:r>
-          <m:rPr>
-            <m:sty m:val="p"/>
-          </m:rPr>
-          <w:rPr>
-            <w:rFonts w:ascii="Cambria Math" w:hAnsi="Cambria Math"/>
-          </w:rPr>
-          <m:t>α</m:t>
-        </m:r>
-        <m:r>
-          <w:rPr>
-            <w:rFonts w:ascii="Cambria Math" w:hAnsi="Cambria Math"/>
-          </w:rPr>
-          <m:t>= 0,05</m:t>
-        </m:r>
-      </m:oMath>
-      <w:r>
-        <w:t>). Единственный сценарий (n15), содержащий константную выборку, вызвал ожидаемую ошибку вычисления, так как все значения были идентичными, что подтверждает корректность обработки исключительных ситуаций и предотвращает выдачу недостоверных статистических выводов при некорректных входных данных.</w:t>
+        <w:t>Протокол продемонстрировал корректную работу логики автоматического выбора метода сравнения. Единственный сценарий (n15), содержащий константную выборку, вызвал ожидаемую ошибку вычисления, так как все значения были идентичными, что подтверждает корректность обработки исключительных ситуаций и предотвращает выдачу недостоверных статистических выводов при некорректных входных данных.</w:t>
       </w:r>
     </w:p>
     <w:p>
@@ -5028,7 +5082,16 @@
         </m:sSub>
       </m:oMath>
       <w:r>
-        <w:t>), вычисленного по истинной объединенной медиане. Все сценарии использованы осознанно для определения качества аппроксимации, каждый оценивался на случайно сгенерированной выборке 1000 раз.</w:t>
+        <w:t xml:space="preserve">), вычисленного по истинной объединенной медиане. Оценка качества аппроксимации проводилась на всех валидных 19 сценариях (исключён </w:t>
+      </w:r>
+      <w:r>
+        <w:rPr>
+          <w:lang w:val="en-US"/>
+        </w:rPr>
+        <w:t>n</w:t>
+      </w:r>
+      <w:r>
+        <w:t>15), причём каждый оценивался по 1000 случайно сгенерированным выборкам.</w:t>
       </w:r>
     </w:p>
     <w:p>
@@ -5039,30 +5102,26 @@
       <w:r>
         <w:t xml:space="preserve">Таблица </w:t>
       </w:r>
-      <w:r>
-        <w:fldChar w:fldCharType="begin"/>
-      </w:r>
-      <w:r>
-        <w:instrText xml:space="preserve"> SEQ Таблица \* ARABIC </w:instrText>
-      </w:r>
-      <w:r>
-        <w:fldChar w:fldCharType="separate"/>
+      <w:fldSimple w:instr=" SEQ Таблица \* ARABIC ">
+        <w:r>
+          <w:rPr>
+            <w:noProof/>
+          </w:rPr>
+          <w:t>2</w:t>
+        </w:r>
+      </w:fldSimple>
+      <w:bookmarkEnd w:id="2"/>
+      <w:r>
+        <w:t xml:space="preserve">. Сравнительные характеристики медианного теста при различных способах определения порога (усредненные данные, </w:t>
       </w:r>
       <w:r>
         <w:rPr>
-          <w:noProof/>
+          <w:lang w:val="en-US"/>
         </w:rPr>
-        <w:t>2</w:t>
-      </w:r>
-      <w:r>
-        <w:rPr>
-          <w:noProof/>
-        </w:rPr>
-        <w:fldChar w:fldCharType="end"/>
-      </w:r>
-      <w:bookmarkEnd w:id="2"/>
-      <w:r>
-        <w:t>. Сравнительные характеристики медианного теста при различных способах определения порога</w:t>
+        <w:t>N</w:t>
+      </w:r>
+      <w:r>
+        <w:t xml:space="preserve"> = 1000)</w:t>
       </w:r>
     </w:p>
     <w:tbl>
@@ -5271,6 +5330,7 @@
                 <w:lang w:eastAsia="ru-RU"/>
               </w:rPr>
             </w:pPr>
+            <w:proofErr w:type="spellStart"/>
             <w:r>
               <w:rPr>
                 <w:b/>
@@ -5280,6 +5340,7 @@
               </w:rPr>
               <w:t>Δp</w:t>
             </w:r>
+            <w:proofErr w:type="spellEnd"/>
           </w:p>
         </w:tc>
         <w:tc>
@@ -5390,7 +5451,7 @@
                 <w:szCs w:val="24"/>
                 <w:lang w:eastAsia="ru-RU"/>
               </w:rPr>
-              <w:t>0.5165</w:t>
+              <w:t>0,5165</w:t>
             </w:r>
           </w:p>
         </w:tc>
@@ -5417,7 +5478,7 @@
                 <w:szCs w:val="24"/>
                 <w:lang w:eastAsia="ru-RU"/>
               </w:rPr>
-              <w:t>0.5651</w:t>
+              <w:t>0,5651</w:t>
             </w:r>
           </w:p>
         </w:tc>
@@ -5444,7 +5505,7 @@
                 <w:szCs w:val="24"/>
                 <w:lang w:eastAsia="ru-RU"/>
               </w:rPr>
-              <w:t>0.04858</w:t>
+              <w:t>0,04858</w:t>
             </w:r>
           </w:p>
         </w:tc>
@@ -5471,7 +5532,7 @@
                 <w:szCs w:val="24"/>
                 <w:lang w:eastAsia="ru-RU"/>
               </w:rPr>
-              <w:t>97.6</w:t>
+              <w:t>97,6</w:t>
             </w:r>
           </w:p>
         </w:tc>
@@ -5556,7 +5617,7 @@
                 <w:szCs w:val="24"/>
                 <w:lang w:eastAsia="ru-RU"/>
               </w:rPr>
-              <w:t>0.589</w:t>
+              <w:t>0,589</w:t>
             </w:r>
           </w:p>
         </w:tc>
@@ -5583,7 +5644,7 @@
                 <w:szCs w:val="24"/>
                 <w:lang w:eastAsia="ru-RU"/>
               </w:rPr>
-              <w:t>0.5973</w:t>
+              <w:t>0,5973</w:t>
             </w:r>
           </w:p>
         </w:tc>
@@ -5610,7 +5671,7 @@
                 <w:szCs w:val="24"/>
                 <w:lang w:eastAsia="ru-RU"/>
               </w:rPr>
-              <w:t>0.008276</w:t>
+              <w:t>0,008276</w:t>
             </w:r>
           </w:p>
         </w:tc>
@@ -5637,7 +5698,7 @@
                 <w:szCs w:val="24"/>
                 <w:lang w:eastAsia="ru-RU"/>
               </w:rPr>
-              <w:t>94.3</w:t>
+              <w:t>94,3</w:t>
             </w:r>
           </w:p>
         </w:tc>
@@ -5722,7 +5783,7 @@
                 <w:szCs w:val="24"/>
                 <w:lang w:eastAsia="ru-RU"/>
               </w:rPr>
-              <w:t>0.4603</w:t>
+              <w:t>0,4603</w:t>
             </w:r>
           </w:p>
         </w:tc>
@@ -5749,7 +5810,7 @@
                 <w:szCs w:val="24"/>
                 <w:lang w:eastAsia="ru-RU"/>
               </w:rPr>
-              <w:t>0.4922</w:t>
+              <w:t>0,4922</w:t>
             </w:r>
           </w:p>
         </w:tc>
@@ -5776,7 +5837,7 @@
                 <w:szCs w:val="24"/>
                 <w:lang w:eastAsia="ru-RU"/>
               </w:rPr>
-              <w:t>0.03191</w:t>
+              <w:t>0,03191</w:t>
             </w:r>
           </w:p>
         </w:tc>
@@ -5803,7 +5864,7 @@
                 <w:szCs w:val="24"/>
                 <w:lang w:eastAsia="ru-RU"/>
               </w:rPr>
-              <w:t>94.8</w:t>
+              <w:t>94,8</w:t>
             </w:r>
           </w:p>
         </w:tc>
@@ -5888,7 +5949,7 @@
                 <w:szCs w:val="24"/>
                 <w:lang w:eastAsia="ru-RU"/>
               </w:rPr>
-              <w:t>0.3506</w:t>
+              <w:t>0,3506</w:t>
             </w:r>
           </w:p>
         </w:tc>
@@ -5915,7 +5976,7 @@
                 <w:szCs w:val="24"/>
                 <w:lang w:eastAsia="ru-RU"/>
               </w:rPr>
-              <w:t>0.3853</w:t>
+              <w:t>0,3853</w:t>
             </w:r>
           </w:p>
         </w:tc>
@@ -5942,7 +6003,7 @@
                 <w:szCs w:val="24"/>
                 <w:lang w:eastAsia="ru-RU"/>
               </w:rPr>
-              <w:t>0.03466</w:t>
+              <w:t>0,03466</w:t>
             </w:r>
           </w:p>
         </w:tc>
@@ -5969,7 +6030,7 @@
                 <w:szCs w:val="24"/>
                 <w:lang w:eastAsia="ru-RU"/>
               </w:rPr>
-              <w:t>94.6</w:t>
+              <w:t>94,6</w:t>
             </w:r>
           </w:p>
         </w:tc>
@@ -6054,7 +6115,7 @@
                 <w:szCs w:val="24"/>
                 <w:lang w:eastAsia="ru-RU"/>
               </w:rPr>
-              <w:t>0.4756</w:t>
+              <w:t>0,4756</w:t>
             </w:r>
           </w:p>
         </w:tc>
@@ -6081,7 +6142,7 @@
                 <w:szCs w:val="24"/>
                 <w:lang w:eastAsia="ru-RU"/>
               </w:rPr>
-              <w:t>0.5881</w:t>
+              <w:t>0,5881</w:t>
             </w:r>
           </w:p>
         </w:tc>
@@ -6108,7 +6169,7 @@
                 <w:szCs w:val="24"/>
                 <w:lang w:eastAsia="ru-RU"/>
               </w:rPr>
-              <w:t>0.1125</w:t>
+              <w:t>0,1125</w:t>
             </w:r>
           </w:p>
         </w:tc>
@@ -6135,7 +6196,7 @@
                 <w:szCs w:val="24"/>
                 <w:lang w:eastAsia="ru-RU"/>
               </w:rPr>
-              <w:t>89.4</w:t>
+              <w:t>89,4</w:t>
             </w:r>
           </w:p>
         </w:tc>
@@ -6220,7 +6281,7 @@
                 <w:szCs w:val="24"/>
                 <w:lang w:eastAsia="ru-RU"/>
               </w:rPr>
-              <w:t>8.4</w:t>
+              <w:t>8,4</w:t>
             </w:r>
             <w:r>
               <w:rPr>
@@ -6235,7 +6296,41 @@
                 <w:vertAlign w:val="superscript"/>
                 <w:lang w:eastAsia="ru-RU"/>
               </w:rPr>
-              <w:t>-</w:t>
+              <w:t>-4</w:t>
+            </w:r>
+          </w:p>
+        </w:tc>
+        <w:tc>
+          <w:tcPr>
+            <w:tcW w:w="597" w:type="pct"/>
+            <w:vAlign w:val="center"/>
+          </w:tcPr>
+          <w:p>
+            <w:pPr>
+              <w:ind w:firstLine="0"/>
+              <w:jc w:val="center"/>
+              <w:rPr>
+                <w:rFonts w:eastAsia="Times New Roman"/>
+                <w:color w:val="000000"/>
+                <w:szCs w:val="24"/>
+                <w:lang w:eastAsia="ru-RU"/>
+              </w:rPr>
+            </w:pPr>
+            <w:r>
+              <w:rPr>
+                <w:rFonts w:eastAsia="Times New Roman"/>
+                <w:color w:val="000000"/>
+                <w:szCs w:val="24"/>
+                <w:lang w:eastAsia="ru-RU"/>
+              </w:rPr>
+              <w:t>8,7</w:t>
+            </w:r>
+            <w:r>
+              <w:rPr>
+                <w:szCs w:val="24"/>
+                <w:lang w:eastAsia="ru-RU"/>
+              </w:rPr>
+              <w:t>×10</w:t>
             </w:r>
             <w:r>
               <w:rPr>
@@ -6243,7 +6338,7 @@
                 <w:vertAlign w:val="superscript"/>
                 <w:lang w:eastAsia="ru-RU"/>
               </w:rPr>
-              <w:t>4</w:t>
+              <w:t>-4</w:t>
             </w:r>
           </w:p>
         </w:tc>
@@ -6270,7 +6365,7 @@
                 <w:szCs w:val="24"/>
                 <w:lang w:eastAsia="ru-RU"/>
               </w:rPr>
-              <w:t>8.7</w:t>
+              <w:t>3,3</w:t>
             </w:r>
             <w:r>
               <w:rPr>
@@ -6285,65 +6380,7 @@
                 <w:vertAlign w:val="superscript"/>
                 <w:lang w:eastAsia="ru-RU"/>
               </w:rPr>
-              <w:t>-</w:t>
-            </w:r>
-            <w:r>
-              <w:rPr>
-                <w:szCs w:val="24"/>
-                <w:vertAlign w:val="superscript"/>
-                <w:lang w:eastAsia="ru-RU"/>
-              </w:rPr>
-              <w:t>4</w:t>
-            </w:r>
-          </w:p>
-        </w:tc>
-        <w:tc>
-          <w:tcPr>
-            <w:tcW w:w="597" w:type="pct"/>
-            <w:vAlign w:val="center"/>
-          </w:tcPr>
-          <w:p>
-            <w:pPr>
-              <w:ind w:firstLine="0"/>
-              <w:jc w:val="center"/>
-              <w:rPr>
-                <w:rFonts w:eastAsia="Times New Roman"/>
-                <w:color w:val="000000"/>
-                <w:szCs w:val="24"/>
-                <w:lang w:eastAsia="ru-RU"/>
-              </w:rPr>
-            </w:pPr>
-            <w:r>
-              <w:rPr>
-                <w:rFonts w:eastAsia="Times New Roman"/>
-                <w:color w:val="000000"/>
-                <w:szCs w:val="24"/>
-                <w:lang w:eastAsia="ru-RU"/>
-              </w:rPr>
-              <w:t>3.3</w:t>
-            </w:r>
-            <w:r>
-              <w:rPr>
-                <w:szCs w:val="24"/>
-                <w:lang w:eastAsia="ru-RU"/>
-              </w:rPr>
-              <w:t>×10</w:t>
-            </w:r>
-            <w:r>
-              <w:rPr>
-                <w:szCs w:val="24"/>
-                <w:vertAlign w:val="superscript"/>
-                <w:lang w:eastAsia="ru-RU"/>
-              </w:rPr>
-              <w:t>-</w:t>
-            </w:r>
-            <w:r>
-              <w:rPr>
-                <w:szCs w:val="24"/>
-                <w:vertAlign w:val="superscript"/>
-                <w:lang w:eastAsia="ru-RU"/>
-              </w:rPr>
-              <w:t>5</w:t>
+              <w:t>-5</w:t>
             </w:r>
           </w:p>
         </w:tc>
@@ -6370,7 +6407,7 @@
                 <w:szCs w:val="24"/>
                 <w:lang w:eastAsia="ru-RU"/>
               </w:rPr>
-              <w:t>99.6</w:t>
+              <w:t>99,6</w:t>
             </w:r>
           </w:p>
         </w:tc>
@@ -6475,7 +6512,7 @@
                 <w:szCs w:val="24"/>
                 <w:lang w:eastAsia="ru-RU"/>
               </w:rPr>
-              <w:t>0.1381</w:t>
+              <w:t>0,1381</w:t>
             </w:r>
           </w:p>
         </w:tc>
@@ -6502,7 +6539,7 @@
                 <w:szCs w:val="24"/>
                 <w:lang w:eastAsia="ru-RU"/>
               </w:rPr>
-              <w:t>0.1551</w:t>
+              <w:t>0,1551</w:t>
             </w:r>
           </w:p>
         </w:tc>
@@ -6529,7 +6566,7 @@
                 <w:szCs w:val="24"/>
                 <w:lang w:eastAsia="ru-RU"/>
               </w:rPr>
-              <w:t>0.01703</w:t>
+              <w:t>0,01703</w:t>
             </w:r>
           </w:p>
         </w:tc>
@@ -6556,7 +6593,7 @@
                 <w:szCs w:val="24"/>
                 <w:lang w:eastAsia="ru-RU"/>
               </w:rPr>
-              <w:t>89.6</w:t>
+              <w:t>89,6</w:t>
             </w:r>
           </w:p>
         </w:tc>
@@ -6641,7 +6678,7 @@
                 <w:szCs w:val="24"/>
                 <w:lang w:eastAsia="ru-RU"/>
               </w:rPr>
-              <w:t>0.2279</w:t>
+              <w:t>0,2279</w:t>
             </w:r>
           </w:p>
         </w:tc>
@@ -6668,7 +6705,7 @@
                 <w:szCs w:val="24"/>
                 <w:lang w:eastAsia="ru-RU"/>
               </w:rPr>
-              <w:t>0.2468</w:t>
+              <w:t>0,2468</w:t>
             </w:r>
           </w:p>
         </w:tc>
@@ -6695,7 +6732,7 @@
                 <w:szCs w:val="24"/>
                 <w:lang w:eastAsia="ru-RU"/>
               </w:rPr>
-              <w:t>0.01895</w:t>
+              <w:t>0,01895</w:t>
             </w:r>
           </w:p>
         </w:tc>
@@ -6722,7 +6759,7 @@
                 <w:szCs w:val="24"/>
                 <w:lang w:eastAsia="ru-RU"/>
               </w:rPr>
-              <w:t>91.9</w:t>
+              <w:t>91,9</w:t>
             </w:r>
           </w:p>
         </w:tc>
@@ -6807,7 +6844,7 @@
                 <w:szCs w:val="24"/>
                 <w:lang w:eastAsia="ru-RU"/>
               </w:rPr>
-              <w:t>0.002272</w:t>
+              <w:t>0,002272</w:t>
             </w:r>
           </w:p>
         </w:tc>
@@ -6834,7 +6871,7 @@
                 <w:szCs w:val="24"/>
                 <w:lang w:eastAsia="ru-RU"/>
               </w:rPr>
-              <w:t>0.003049</w:t>
+              <w:t>0,003049</w:t>
             </w:r>
           </w:p>
         </w:tc>
@@ -6861,7 +6898,7 @@
                 <w:szCs w:val="24"/>
                 <w:lang w:eastAsia="ru-RU"/>
               </w:rPr>
-              <w:t>7.8</w:t>
+              <w:t>7,8</w:t>
             </w:r>
             <w:r>
               <w:rPr>
@@ -6876,15 +6913,7 @@
                 <w:vertAlign w:val="superscript"/>
                 <w:lang w:eastAsia="ru-RU"/>
               </w:rPr>
-              <w:t>-</w:t>
-            </w:r>
-            <w:r>
-              <w:rPr>
-                <w:szCs w:val="24"/>
-                <w:vertAlign w:val="superscript"/>
-                <w:lang w:eastAsia="ru-RU"/>
-              </w:rPr>
-              <w:t>4</w:t>
+              <w:t>-4</w:t>
             </w:r>
           </w:p>
         </w:tc>
@@ -6911,7 +6940,7 @@
                 <w:szCs w:val="24"/>
                 <w:lang w:eastAsia="ru-RU"/>
               </w:rPr>
-              <w:t>98.4</w:t>
+              <w:t>98,4</w:t>
             </w:r>
           </w:p>
         </w:tc>
@@ -7015,7 +7044,7 @@
                 <w:szCs w:val="24"/>
                 <w:lang w:eastAsia="ru-RU"/>
               </w:rPr>
-              <w:t>0.02554</w:t>
+              <w:t>0,02554</w:t>
             </w:r>
           </w:p>
         </w:tc>
@@ -7042,7 +7071,7 @@
                 <w:szCs w:val="24"/>
                 <w:lang w:eastAsia="ru-RU"/>
               </w:rPr>
-              <w:t>0.02823</w:t>
+              <w:t>0,02823</w:t>
             </w:r>
           </w:p>
         </w:tc>
@@ -7069,7 +7098,7 @@
                 <w:szCs w:val="24"/>
                 <w:lang w:eastAsia="ru-RU"/>
               </w:rPr>
-              <w:t>0.00269</w:t>
+              <w:t>0,00269</w:t>
             </w:r>
           </w:p>
         </w:tc>
@@ -7096,7 +7125,7 @@
                 <w:szCs w:val="24"/>
                 <w:lang w:eastAsia="ru-RU"/>
               </w:rPr>
-              <w:t>95.8</w:t>
+              <w:t>95,8</w:t>
             </w:r>
           </w:p>
         </w:tc>
@@ -7181,7 +7210,7 @@
                 <w:szCs w:val="24"/>
                 <w:lang w:eastAsia="ru-RU"/>
               </w:rPr>
-              <w:t>0.9996</w:t>
+              <w:t>0,9996</w:t>
             </w:r>
           </w:p>
         </w:tc>
@@ -7208,7 +7237,7 @@
                 <w:szCs w:val="24"/>
                 <w:lang w:eastAsia="ru-RU"/>
               </w:rPr>
-              <w:t>0.9986</w:t>
+              <w:t>0,9986</w:t>
             </w:r>
           </w:p>
         </w:tc>
@@ -7235,7 +7264,7 @@
                 <w:szCs w:val="24"/>
                 <w:lang w:eastAsia="ru-RU"/>
               </w:rPr>
-              <w:t>-0.0011</w:t>
+              <w:t>-0,0011</w:t>
             </w:r>
           </w:p>
         </w:tc>
@@ -7262,7 +7291,7 @@
                 <w:szCs w:val="24"/>
                 <w:lang w:eastAsia="ru-RU"/>
               </w:rPr>
-              <w:t>100.0</w:t>
+              <w:t>100,0</w:t>
             </w:r>
           </w:p>
         </w:tc>
@@ -7347,7 +7376,7 @@
                 <w:szCs w:val="24"/>
                 <w:lang w:eastAsia="ru-RU"/>
               </w:rPr>
-              <w:t>0.5737</w:t>
+              <w:t>0,5737</w:t>
             </w:r>
           </w:p>
         </w:tc>
@@ -7374,7 +7403,7 @@
                 <w:szCs w:val="24"/>
                 <w:lang w:eastAsia="ru-RU"/>
               </w:rPr>
-              <w:t>0.6053</w:t>
+              <w:t>0,6053</w:t>
             </w:r>
           </w:p>
         </w:tc>
@@ -7401,7 +7430,7 @@
                 <w:szCs w:val="24"/>
                 <w:lang w:eastAsia="ru-RU"/>
               </w:rPr>
-              <w:t>0.0316</w:t>
+              <w:t>0,0316</w:t>
             </w:r>
           </w:p>
         </w:tc>
@@ -7428,7 +7457,7 @@
                 <w:szCs w:val="24"/>
                 <w:lang w:eastAsia="ru-RU"/>
               </w:rPr>
-              <w:t>97.7</w:t>
+              <w:t>97,7</w:t>
             </w:r>
           </w:p>
         </w:tc>
@@ -7513,7 +7542,7 @@
                 <w:szCs w:val="24"/>
                 <w:lang w:eastAsia="ru-RU"/>
               </w:rPr>
-              <w:t>0.002378</w:t>
+              <w:t>0,002378</w:t>
             </w:r>
           </w:p>
         </w:tc>
@@ -7540,7 +7569,7 @@
                 <w:szCs w:val="24"/>
                 <w:lang w:eastAsia="ru-RU"/>
               </w:rPr>
-              <w:t>0.002466</w:t>
+              <w:t>0,002466</w:t>
             </w:r>
           </w:p>
         </w:tc>
@@ -7567,7 +7596,7 @@
                 <w:szCs w:val="24"/>
                 <w:lang w:eastAsia="ru-RU"/>
               </w:rPr>
-              <w:t>8.8</w:t>
+              <w:t>8,8</w:t>
             </w:r>
             <w:r>
               <w:rPr>
@@ -7609,7 +7638,7 @@
                 <w:szCs w:val="24"/>
                 <w:lang w:eastAsia="ru-RU"/>
               </w:rPr>
-              <w:t>99.7</w:t>
+              <w:t>99,7</w:t>
             </w:r>
           </w:p>
         </w:tc>
@@ -7639,7 +7668,6 @@
                 <w:szCs w:val="24"/>
                 <w:lang w:eastAsia="ru-RU"/>
               </w:rPr>
-              <w:lastRenderedPageBreak/>
               <w:t>n14</w:t>
             </w:r>
           </w:p>
@@ -7695,7 +7723,7 @@
                 <w:szCs w:val="24"/>
                 <w:lang w:eastAsia="ru-RU"/>
               </w:rPr>
-              <w:t>0.1949</w:t>
+              <w:t>0,1949</w:t>
             </w:r>
           </w:p>
         </w:tc>
@@ -7722,7 +7750,7 @@
                 <w:szCs w:val="24"/>
                 <w:lang w:eastAsia="ru-RU"/>
               </w:rPr>
-              <w:t>0.2239</w:t>
+              <w:t>0,2239</w:t>
             </w:r>
           </w:p>
         </w:tc>
@@ -7749,7 +7777,7 @@
                 <w:szCs w:val="24"/>
                 <w:lang w:eastAsia="ru-RU"/>
               </w:rPr>
-              <w:t>0.02896</w:t>
+              <w:t>0,02896</w:t>
             </w:r>
           </w:p>
         </w:tc>
@@ -7776,7 +7804,7 @@
                 <w:szCs w:val="24"/>
                 <w:lang w:eastAsia="ru-RU"/>
               </w:rPr>
-              <w:t>85.5</w:t>
+              <w:t>85,5</w:t>
             </w:r>
           </w:p>
         </w:tc>
@@ -7806,6 +7834,7 @@
                 <w:szCs w:val="24"/>
                 <w:lang w:eastAsia="ru-RU"/>
               </w:rPr>
+              <w:lastRenderedPageBreak/>
               <w:t>n16</w:t>
             </w:r>
           </w:p>
@@ -7880,7 +7909,7 @@
                 <w:szCs w:val="24"/>
                 <w:lang w:eastAsia="ru-RU"/>
               </w:rPr>
-              <w:t>0.5695</w:t>
+              <w:t>0,5695</w:t>
             </w:r>
           </w:p>
         </w:tc>
@@ -7907,7 +7936,7 @@
                 <w:szCs w:val="24"/>
                 <w:lang w:eastAsia="ru-RU"/>
               </w:rPr>
-              <w:t>0.6328</w:t>
+              <w:t>0,6328</w:t>
             </w:r>
           </w:p>
         </w:tc>
@@ -7934,7 +7963,7 @@
                 <w:szCs w:val="24"/>
                 <w:lang w:eastAsia="ru-RU"/>
               </w:rPr>
-              <w:t>0.0633</w:t>
+              <w:t>0,0633</w:t>
             </w:r>
           </w:p>
         </w:tc>
@@ -7961,7 +7990,7 @@
                 <w:szCs w:val="24"/>
                 <w:lang w:eastAsia="ru-RU"/>
               </w:rPr>
-              <w:t>100.0</w:t>
+              <w:t>100,0</w:t>
             </w:r>
           </w:p>
         </w:tc>
@@ -8012,14 +8041,25 @@
                 <w:lang w:eastAsia="ru-RU"/>
               </w:rPr>
             </w:pPr>
-            <w:r>
-              <w:rPr>
-                <w:rFonts w:eastAsia="Times New Roman"/>
-                <w:color w:val="000000"/>
-                <w:szCs w:val="24"/>
-                <w:lang w:eastAsia="ru-RU"/>
-              </w:rPr>
-              <w:t>Полунормальные (38/38)</w:t>
+            <w:proofErr w:type="spellStart"/>
+            <w:r>
+              <w:rPr>
+                <w:rFonts w:eastAsia="Times New Roman"/>
+                <w:color w:val="000000"/>
+                <w:szCs w:val="24"/>
+                <w:lang w:eastAsia="ru-RU"/>
+              </w:rPr>
+              <w:t>Полунормальные</w:t>
+            </w:r>
+            <w:proofErr w:type="spellEnd"/>
+            <w:r>
+              <w:rPr>
+                <w:rFonts w:eastAsia="Times New Roman"/>
+                <w:color w:val="000000"/>
+                <w:szCs w:val="24"/>
+                <w:lang w:eastAsia="ru-RU"/>
+              </w:rPr>
+              <w:t xml:space="preserve"> (38/38)</w:t>
             </w:r>
           </w:p>
         </w:tc>
@@ -8046,7 +8086,7 @@
                 <w:szCs w:val="24"/>
                 <w:lang w:eastAsia="ru-RU"/>
               </w:rPr>
-              <w:t>0.2451</w:t>
+              <w:t>0,2451</w:t>
             </w:r>
           </w:p>
         </w:tc>
@@ -8073,7 +8113,7 @@
                 <w:szCs w:val="24"/>
                 <w:lang w:eastAsia="ru-RU"/>
               </w:rPr>
-              <w:t>0.2646</w:t>
+              <w:t>0,2646</w:t>
             </w:r>
           </w:p>
         </w:tc>
@@ -8100,7 +8140,7 @@
                 <w:szCs w:val="24"/>
                 <w:lang w:eastAsia="ru-RU"/>
               </w:rPr>
-              <w:t>0.01955</w:t>
+              <w:t>0,01955</w:t>
             </w:r>
           </w:p>
         </w:tc>
@@ -8127,7 +8167,7 @@
                 <w:szCs w:val="24"/>
                 <w:lang w:eastAsia="ru-RU"/>
               </w:rPr>
-              <w:t>91.5</w:t>
+              <w:t>91,5</w:t>
             </w:r>
           </w:p>
         </w:tc>
@@ -8212,7 +8252,7 @@
                 <w:szCs w:val="24"/>
                 <w:lang w:eastAsia="ru-RU"/>
               </w:rPr>
-              <w:t>0.00686</w:t>
+              <w:t>0,00686</w:t>
             </w:r>
           </w:p>
         </w:tc>
@@ -8239,7 +8279,7 @@
                 <w:szCs w:val="24"/>
                 <w:lang w:eastAsia="ru-RU"/>
               </w:rPr>
-              <w:t>0.009429</w:t>
+              <w:t>0,009429</w:t>
             </w:r>
           </w:p>
         </w:tc>
@@ -8266,7 +8306,7 @@
                 <w:szCs w:val="24"/>
                 <w:lang w:eastAsia="ru-RU"/>
               </w:rPr>
-              <w:t>0.00257</w:t>
+              <w:t>0,00257</w:t>
             </w:r>
           </w:p>
         </w:tc>
@@ -8293,7 +8333,7 @@
                 <w:szCs w:val="24"/>
                 <w:lang w:eastAsia="ru-RU"/>
               </w:rPr>
-              <w:t>97.2</w:t>
+              <w:t>97,2</w:t>
             </w:r>
           </w:p>
         </w:tc>
@@ -8380,7 +8420,7 @@
                 <w:szCs w:val="24"/>
                 <w:lang w:eastAsia="ru-RU"/>
               </w:rPr>
-              <w:t>0.5425</w:t>
+              <w:t>0,5425</w:t>
             </w:r>
           </w:p>
         </w:tc>
@@ -8407,7 +8447,7 @@
                 <w:szCs w:val="24"/>
                 <w:lang w:eastAsia="ru-RU"/>
               </w:rPr>
-              <w:t>0.6067</w:t>
+              <w:t>0,6067</w:t>
             </w:r>
           </w:p>
         </w:tc>
@@ -8434,7 +8474,7 @@
                 <w:szCs w:val="24"/>
                 <w:lang w:eastAsia="ru-RU"/>
               </w:rPr>
-              <w:t>0.0642</w:t>
+              <w:t>0,0642</w:t>
             </w:r>
           </w:p>
         </w:tc>
@@ -8461,7 +8501,7 @@
                 <w:szCs w:val="24"/>
                 <w:lang w:eastAsia="ru-RU"/>
               </w:rPr>
-              <w:t>96.2</w:t>
+              <w:t>96,2</w:t>
             </w:r>
           </w:p>
         </w:tc>
@@ -8546,7 +8586,7 @@
                 <w:szCs w:val="24"/>
                 <w:lang w:eastAsia="ru-RU"/>
               </w:rPr>
-              <w:t>0.03242</w:t>
+              <w:t>0,03242</w:t>
             </w:r>
           </w:p>
         </w:tc>
@@ -8573,7 +8613,7 @@
                 <w:szCs w:val="24"/>
                 <w:lang w:eastAsia="ru-RU"/>
               </w:rPr>
-              <w:t>0.03581</w:t>
+              <w:t>0,03581</w:t>
             </w:r>
           </w:p>
         </w:tc>
@@ -8600,7 +8640,7 @@
                 <w:szCs w:val="24"/>
                 <w:lang w:eastAsia="ru-RU"/>
               </w:rPr>
-              <w:t>0.00339</w:t>
+              <w:t>0,00339</w:t>
             </w:r>
           </w:p>
         </w:tc>
@@ -8627,7 +8667,7 @@
                 <w:szCs w:val="24"/>
                 <w:lang w:eastAsia="ru-RU"/>
               </w:rPr>
-              <w:t>94.2</w:t>
+              <w:t>94,2</w:t>
             </w:r>
           </w:p>
         </w:tc>
@@ -8660,18 +8700,16 @@
         </m:acc>
       </m:oMath>
       <w:r>
-        <w:t xml:space="preserve"> приводит к численным расхождениям p-значений, достигающим в ряде случаев (сценарии n05, n07) величины </w:t>
-      </w:r>
-      <m:oMath>
-        <m:r>
-          <w:rPr>
-            <w:rFonts w:ascii="Cambria Math" w:hAnsi="Cambria Math"/>
-          </w:rPr>
-          <m:t>&gt;0,5</m:t>
-        </m:r>
-      </m:oMath>
-      <w:r>
-        <w:t>. Однако в контексте бинарного принятия решения о статистической значимости (</w:t>
+        <w:t xml:space="preserve"> приводит к численным расхождениям p-значений: среднее абсолютное расхождение по 19 сценариям составило 0,026, а максимальное – 0,1125 (</w:t>
+      </w:r>
+      <w:r>
+        <w:rPr>
+          <w:lang w:val="en-US"/>
+        </w:rPr>
+        <w:t>n</w:t>
+      </w:r>
+      <w:r>
+        <w:t>05). В контексте бинарного принятия решения о статистической значимости (</w:t>
       </w:r>
       <m:oMath>
         <m:r>
@@ -8691,29 +8729,7 @@
         </m:r>
       </m:oMath>
       <w:r>
-        <w:t xml:space="preserve">) протокол показал высокую устойчивость. Во всех 6 сценариях, где модифицированный тест выявил значимые различия по порогу </w:t>
-      </w:r>
-      <m:oMath>
-        <m:acc>
-          <m:accPr>
-            <m:ctrlPr>
-              <w:rPr>
-                <w:rFonts w:ascii="Cambria Math" w:hAnsi="Cambria Math"/>
-              </w:rPr>
-            </m:ctrlPr>
-          </m:accPr>
-          <m:e>
-            <m:r>
-              <w:rPr>
-                <w:rFonts w:ascii="Cambria Math" w:hAnsi="Cambria Math"/>
-              </w:rPr>
-              <m:t>M</m:t>
-            </m:r>
-          </m:e>
-        </m:acc>
-      </m:oMath>
-      <w:r>
-        <w:t>, значимость была подтверждена и точным методом. Таким образом, предложенный компромисс позволяет проводить децентрализованный анализ без критической потери диагностической ценности.</w:t>
+        <w:t>) протокол показал высокую устойчивость: совпадение решений с эталоном составило от 85,5 до 100%. Таким образом, предложенный компромисс позволяет проводить децентрализованный анализ без критической потери диагностической ценности.</w:t>
       </w:r>
     </w:p>
     <w:p>
@@ -8736,12 +8752,20 @@
         <w:fldChar w:fldCharType="end"/>
       </w:r>
       <w:r>
-        <w:t>) использовался для массовой валидации статистической точности протокола на всей выборке сценариев, как позволяющий быстро проверить корректность реализованных математических функций. Режим полного доказательства применялся для оценки эксплуатационных характеристик системы в реальных условиях, подтверждая возможность генерации криптографически стойких доказательств и измеряя вычислительные затраты (время и циклы), необходимые для обеспечения целостности данных в децентрализованной среде.</w:t>
+        <w:t xml:space="preserve">) использовался для массовой валидации статистической точности протокола на всей выборке сценариев, как позволяющий быстро проверить корректность реализованных математических функций. Режим полного доказательства применялся для оценки эксплуатационных характеристик системы в реальных условиях, подтверждая возможность генерации </w:t>
+      </w:r>
+      <w:proofErr w:type="spellStart"/>
+      <w:r>
+        <w:t>криптографически</w:t>
+      </w:r>
+      <w:proofErr w:type="spellEnd"/>
+      <w:r>
+        <w:t xml:space="preserve"> стойких доказательств и измеряя вычислительные затраты (время и циклы), необходимые для обеспечения целостности данных в децентрализованной среде.</w:t>
       </w:r>
     </w:p>
     <w:p>
       <w:r>
-        <w:t xml:space="preserve">Так, в режиме симуляции время выполнения полного цикла сравнения составило менее 1 секунды, что позволяет использовать протокол для быстрой отладки. Генерация полноценных STARK-доказательств потребовала значительных вычислительных ресурсов: время формирования доказательства для малых выборок составило от 368 до 13 948 секунд (около 3,8 часа) для массивов данных объемом </w:t>
+        <w:t xml:space="preserve">Так, в режиме симуляции время выполнения полного цикла сравнения составило от 0,4 до 2,1 секунды в зависимости от сценария, что позволяет использовать протокол для быстрой отладки. Генерация полноценных STARK-доказательств потребовала значительных вычислительных ресурсов: время формирования доказательства составило от 368 секунд для малых выборок до 13 948 секунд (около 4 часов) для массивов данных объемом </w:t>
       </w:r>
       <m:oMath>
         <m:r>
@@ -8752,7 +8776,7 @@
         </m:r>
       </m:oMath>
       <w:r>
-        <w:t xml:space="preserve"> на каждую группу (таблица</w:t>
+        <w:t xml:space="preserve"> в каждой группе (таблица</w:t>
       </w:r>
       <w:r>
         <w:fldChar w:fldCharType="begin"/>
@@ -8781,30 +8805,25 @@
       <w:r>
         <w:t xml:space="preserve">Таблица </w:t>
       </w:r>
-      <w:r>
-        <w:fldChar w:fldCharType="begin"/>
-      </w:r>
-      <w:r>
-        <w:instrText xml:space="preserve"> SEQ Таблица \* ARABIC </w:instrText>
-      </w:r>
-      <w:r>
-        <w:fldChar w:fldCharType="separate"/>
-      </w:r>
-      <w:r>
-        <w:rPr>
-          <w:noProof/>
-        </w:rPr>
-        <w:t>3</w:t>
-      </w:r>
-      <w:r>
-        <w:rPr>
-          <w:noProof/>
-        </w:rPr>
-        <w:fldChar w:fldCharType="end"/>
-      </w:r>
+      <w:fldSimple w:instr=" SEQ Таблица \* ARABIC ">
+        <w:r>
+          <w:rPr>
+            <w:noProof/>
+          </w:rPr>
+          <w:t>3</w:t>
+        </w:r>
+      </w:fldSimple>
       <w:bookmarkEnd w:id="3"/>
       <w:r>
-        <w:t>. Характеристики генерации полных zk-STARK доказательств</w:t>
+        <w:t xml:space="preserve">. Характеристики генерации полных </w:t>
+      </w:r>
+      <w:proofErr w:type="spellStart"/>
+      <w:r>
+        <w:t>zk</w:t>
+      </w:r>
+      <w:proofErr w:type="spellEnd"/>
+      <w:r>
+        <w:t>-STARK доказательств</w:t>
       </w:r>
     </w:p>
     <w:tbl>
@@ -9151,7 +9170,7 @@
                 <w:szCs w:val="24"/>
                 <w:lang w:eastAsia="ru-RU"/>
               </w:rPr>
-              <w:t>8.40×10</w:t>
+              <w:t>8,40×10</w:t>
             </w:r>
             <w:r>
               <w:rPr>
@@ -9291,17 +9310,17 @@
                 <w:rFonts w:eastAsia="Times New Roman"/>
                 <w:color w:val="000000"/>
                 <w:szCs w:val="24"/>
-                <w:lang w:eastAsia="ru-RU"/>
-              </w:rPr>
-            </w:pPr>
-            <w:r>
-              <w:rPr>
-                <w:rFonts w:eastAsia="Times New Roman"/>
-                <w:color w:val="000000"/>
-                <w:szCs w:val="24"/>
-                <w:lang w:eastAsia="ru-RU"/>
-              </w:rPr>
-              <w:t>1.50×10</w:t>
+                <w:lang w:val="en-US" w:eastAsia="ru-RU"/>
+              </w:rPr>
+            </w:pPr>
+            <w:r>
+              <w:rPr>
+                <w:rFonts w:eastAsia="Times New Roman"/>
+                <w:color w:val="000000"/>
+                <w:szCs w:val="24"/>
+                <w:lang w:eastAsia="ru-RU"/>
+              </w:rPr>
+              <w:t>1,50×10</w:t>
             </w:r>
             <w:r>
               <w:rPr>
@@ -9311,7 +9330,17 @@
                 <w:vertAlign w:val="superscript"/>
                 <w:lang w:eastAsia="ru-RU"/>
               </w:rPr>
-              <w:t>-14</w:t>
+              <w:t>-1</w:t>
+            </w:r>
+            <w:r>
+              <w:rPr>
+                <w:rFonts w:eastAsia="Times New Roman"/>
+                <w:color w:val="000000"/>
+                <w:szCs w:val="24"/>
+                <w:vertAlign w:val="superscript"/>
+                <w:lang w:val="en-US" w:eastAsia="ru-RU"/>
+              </w:rPr>
+              <w:t>3</w:t>
             </w:r>
           </w:p>
         </w:tc>
@@ -9444,7 +9473,7 @@
                 <w:szCs w:val="24"/>
                 <w:lang w:eastAsia="ru-RU"/>
               </w:rPr>
-              <w:t>5.30×10</w:t>
+              <w:t>5,30×10</w:t>
             </w:r>
             <w:r>
               <w:rPr>
@@ -9585,7 +9614,7 @@
                 <w:szCs w:val="24"/>
                 <w:lang w:eastAsia="ru-RU"/>
               </w:rPr>
-              <w:t>2.59×10</w:t>
+              <w:t>2,59×10</w:t>
             </w:r>
             <w:r>
               <w:rPr>
@@ -9736,7 +9765,7 @@
                 <w:szCs w:val="24"/>
                 <w:lang w:eastAsia="ru-RU"/>
               </w:rPr>
-              <w:t>1.21×10</w:t>
+              <w:t>1,21×10</w:t>
             </w:r>
             <w:r>
               <w:rPr>
@@ -9877,7 +9906,7 @@
                 <w:szCs w:val="24"/>
                 <w:lang w:eastAsia="ru-RU"/>
               </w:rPr>
-              <w:t>6.11×10</w:t>
+              <w:t>8,3×10</w:t>
             </w:r>
             <w:r>
               <w:rPr>
@@ -10038,7 +10067,7 @@
                 <w:szCs w:val="24"/>
                 <w:lang w:eastAsia="ru-RU"/>
               </w:rPr>
-              <w:t>6.91×10</w:t>
+              <w:t>6,91×10</w:t>
             </w:r>
             <w:r>
               <w:rPr>
@@ -10179,7 +10208,7 @@
                 <w:szCs w:val="24"/>
                 <w:lang w:eastAsia="ru-RU"/>
               </w:rPr>
-              <w:t>4.80×10</w:t>
+              <w:t>4,80×10</w:t>
             </w:r>
             <w:r>
               <w:rPr>
@@ -10320,7 +10349,7 @@
                 <w:szCs w:val="24"/>
                 <w:lang w:eastAsia="ru-RU"/>
               </w:rPr>
-              <w:t>7.06×10</w:t>
+              <w:t>8,02×10</w:t>
             </w:r>
             <w:r>
               <w:rPr>
@@ -10480,7 +10509,7 @@
                 <w:szCs w:val="24"/>
                 <w:lang w:eastAsia="ru-RU"/>
               </w:rPr>
-              <w:t>9.22×10</w:t>
+              <w:t>8,13×10</w:t>
             </w:r>
             <w:r>
               <w:rPr>
@@ -10621,7 +10650,7 @@
                 <w:szCs w:val="24"/>
                 <w:lang w:eastAsia="ru-RU"/>
               </w:rPr>
-              <w:t>5.06×10</w:t>
+              <w:t>5,06×10</w:t>
             </w:r>
             <w:r>
               <w:rPr>
@@ -10762,7 +10791,7 @@
                 <w:szCs w:val="24"/>
                 <w:lang w:eastAsia="ru-RU"/>
               </w:rPr>
-              <w:t>8.34×10</w:t>
+              <w:t>8,34×10</w:t>
             </w:r>
             <w:r>
               <w:rPr>
@@ -10913,7 +10942,7 @@
                 <w:szCs w:val="24"/>
                 <w:lang w:eastAsia="ru-RU"/>
               </w:rPr>
-              <w:t>1.82×10</w:t>
+              <w:t>1,82×10</w:t>
             </w:r>
             <w:r>
               <w:rPr>
@@ -10923,7 +10952,7 @@
                 <w:vertAlign w:val="superscript"/>
                 <w:lang w:eastAsia="ru-RU"/>
               </w:rPr>
-              <w:t>-14</w:t>
+              <w:t>-12</w:t>
             </w:r>
           </w:p>
         </w:tc>
@@ -11060,7 +11089,7 @@
                 <w:szCs w:val="24"/>
                 <w:lang w:eastAsia="ru-RU"/>
               </w:rPr>
-              <w:t>1.18×10</w:t>
+              <w:t>1,18×10</w:t>
             </w:r>
             <w:r>
               <w:rPr>
@@ -11227,7 +11256,7 @@
                 <w:szCs w:val="24"/>
                 <w:lang w:eastAsia="ru-RU"/>
               </w:rPr>
-              <w:t>5.60×10</w:t>
+              <w:t>5,60×10</w:t>
             </w:r>
             <w:r>
               <w:rPr>
@@ -11344,14 +11373,25 @@
                 <w:lang w:eastAsia="ru-RU"/>
               </w:rPr>
             </w:pPr>
-            <w:r>
-              <w:rPr>
-                <w:rFonts w:eastAsia="Times New Roman"/>
-                <w:color w:val="000000"/>
-                <w:szCs w:val="24"/>
-                <w:lang w:eastAsia="ru-RU"/>
-              </w:rPr>
-              <w:t>Полунормальные (38/38)</w:t>
+            <w:proofErr w:type="spellStart"/>
+            <w:r>
+              <w:rPr>
+                <w:rFonts w:eastAsia="Times New Roman"/>
+                <w:color w:val="000000"/>
+                <w:szCs w:val="24"/>
+                <w:lang w:eastAsia="ru-RU"/>
+              </w:rPr>
+              <w:t>Полунормальные</w:t>
+            </w:r>
+            <w:proofErr w:type="spellEnd"/>
+            <w:r>
+              <w:rPr>
+                <w:rFonts w:eastAsia="Times New Roman"/>
+                <w:color w:val="000000"/>
+                <w:szCs w:val="24"/>
+                <w:lang w:eastAsia="ru-RU"/>
+              </w:rPr>
+              <w:t xml:space="preserve"> (38/38)</w:t>
             </w:r>
           </w:p>
         </w:tc>
@@ -11380,7 +11420,7 @@
                 <w:szCs w:val="24"/>
                 <w:lang w:eastAsia="ru-RU"/>
               </w:rPr>
-              <w:t>6.31×10</w:t>
+              <w:t>8,65×10</w:t>
             </w:r>
             <w:r>
               <w:rPr>
@@ -11521,7 +11561,7 @@
                 <w:szCs w:val="24"/>
                 <w:lang w:eastAsia="ru-RU"/>
               </w:rPr>
-              <w:t>1.77×10</w:t>
+              <w:t>1,77×10</w:t>
             </w:r>
             <w:r>
               <w:rPr>
@@ -11672,7 +11712,7 @@
                 <w:szCs w:val="24"/>
                 <w:lang w:eastAsia="ru-RU"/>
               </w:rPr>
-              <w:t>1.77×10</w:t>
+              <w:t>1,77×10</w:t>
             </w:r>
             <w:r>
               <w:rPr>
@@ -11813,7 +11853,7 @@
                 <w:szCs w:val="24"/>
                 <w:lang w:eastAsia="ru-RU"/>
               </w:rPr>
-              <w:t>3.06×10</w:t>
+              <w:t>3,06×10</w:t>
             </w:r>
             <w:r>
               <w:rPr>
@@ -11884,7 +11924,15 @@
       </w:r>
       <w:r>
         <w:lastRenderedPageBreak/>
-        <w:t>происходит за полилогарифмическое время (миллисекунды) и не требует значительных ресурсов. В контексте многоцентровых клинических исследований, где процессы сбора и консолидации данных обычно занимают недели и месяцы, разовые вычислительные затраты в несколько часов для получения математически неоспоримого и юридически чистого результата являются оправданными. Предложенный подход позволяет заменить длительные и дорогостоящие процедуры аудита информационной безопасности и правового согласования трансграничной передачи данных автоматизированным криптографическим протоколом.</w:t>
+        <w:t xml:space="preserve">происходит за </w:t>
+      </w:r>
+      <w:proofErr w:type="spellStart"/>
+      <w:r>
+        <w:t>полилогарифмическое</w:t>
+      </w:r>
+      <w:proofErr w:type="spellEnd"/>
+      <w:r>
+        <w:t xml:space="preserve"> время (миллисекунды) и не требует значительных ресурсов. В контексте многоцентровых клинических исследований, где процессы сбора и консолидации данных обычно занимают недели и месяцы, разовые вычислительные затраты в несколько часов для получения математически неоспоримого и точного результата являются оправданными. Предложенный подход позволяет заменить длительные и дорогостоящие процедуры аудита информационной безопасности и правового согласования трансграничной передачи данных автоматизированным криптографическим протоколом.</w:t>
       </w:r>
     </w:p>
     <w:p>
@@ -11897,17 +11945,65 @@
     </w:p>
     <w:p>
       <w:r>
-        <w:t>В данной работе впервые представлена практическая реализация криптографического протокола на базе zk-STARK для решения задач клинической лабораторной статистики. Основная ценность подхода заключается в создании «доверительной среды» (Trustless Environment), где агрегатор получает математически неоспоримые гарантии достоверности результатов, не имея при этом доступа к персональным данным пациентов. Это предлагает реальную альтернативу централизованным репозиториям данных, снижая риски утечек и упрощая международную научную кооперацию.</w:t>
+        <w:t xml:space="preserve">Настоящая работа представляет практическую реализацию криптографического протокола на базе </w:t>
+      </w:r>
+      <w:proofErr w:type="spellStart"/>
+      <w:r>
+        <w:t>zk</w:t>
+      </w:r>
+      <w:proofErr w:type="spellEnd"/>
+      <w:r>
+        <w:t>-STARK для решения задач анализа данных в клинической лабораторной диагностике. Основная ценность подхода заключается в создании «доверительной среды» (</w:t>
+      </w:r>
+      <w:proofErr w:type="spellStart"/>
+      <w:r>
+        <w:t>Trustless</w:t>
+      </w:r>
+      <w:proofErr w:type="spellEnd"/>
+      <w:r>
+        <w:t xml:space="preserve"> Environment), где агрегатор получает математически неоспоримые гарантии достоверности результатов, не имея при этом доступа к персональным данным пациентов. Это предлагает реальную альтернативу централизованным репозиториям данных, снижая риски утечек и упрощая международную научную кооперацию.</w:t>
       </w:r>
     </w:p>
     <w:p>
       <w:r>
-        <w:t>С точки зрения правового регулирования (99-З, 152-ФЗ, GDPR), разработанная архитектура реализует принцип «проектируемой конфиденциальности» (Privacy by Design). Поскольку за пределы лаборатории выходят только статистические агрегаты, трансграничная передача которых не ограничена, протокол позволяет легально включать медицинские центры из любых юрисдикций в международные регистры, что минимизирует административные издержки на получение этических одобрений и разрешений на экспорт биоматериалов или данных.</w:t>
+        <w:t>С точки зрения правового регулирования (99-З, 152-ФЗ, GDPR), разработанная архитектура реализует принцип «проектируемой конфиденциальности» (</w:t>
+      </w:r>
+      <w:proofErr w:type="spellStart"/>
+      <w:r>
+        <w:t>Privacy</w:t>
+      </w:r>
+      <w:proofErr w:type="spellEnd"/>
+      <w:r>
+        <w:t xml:space="preserve"> </w:t>
+      </w:r>
+      <w:proofErr w:type="spellStart"/>
+      <w:r>
+        <w:t>by</w:t>
+      </w:r>
+      <w:proofErr w:type="spellEnd"/>
+      <w:r>
+        <w:t xml:space="preserve"> Design). Поскольку за пределы лаборатории выходят только статистические агрегаты, не являющиеся персональными данными, протокол позволяет легально включать медицинские центры из любых юрисдикций в международные регистры, что минимизирует административные издержки на получение этических одобрений и разрешений на экспорт биоматериалов или данных.</w:t>
       </w:r>
     </w:p>
     <w:p>
       <w:r>
-        <w:t>Несмотря на успешную валидацию, текущая реализация протокола имеет ряд ограничений, требующих дальнейшей проработки. Прежде всего, использование среднего арифметического выборочных медиан в качестве порога для теста Муда представляет собой эвристическую аппроксимацию. Хотя в рамках проведенного исследования данный подход не привел к искажению итоговых статистических выводов, повышение точности в будущем может быть достигнуто за счет внедрения специализированных ZK-дружественных алгоритмов ранжирования или использования методов защищенных многосторонних вычислений (MPC) для нахождения истинной объединенной медианы без раскрытия индивидуальных значений.</w:t>
+        <w:t xml:space="preserve">Несмотря на успешную валидацию, текущая реализация протокола имеет ряд ограничений, требующих дальнейшей проработки. Прежде всего, использование </w:t>
+      </w:r>
+      <w:proofErr w:type="spellStart"/>
+      <w:r>
+        <w:t>квартильно</w:t>
+      </w:r>
+      <w:proofErr w:type="spellEnd"/>
+      <w:r>
+        <w:t xml:space="preserve">-взвешенного среднего выборочных медиан в качестве порога для теста Муда (веса – произведения объемов групп на их </w:t>
+      </w:r>
+      <w:proofErr w:type="spellStart"/>
+      <w:r>
+        <w:t>квартильные</w:t>
+      </w:r>
+      <w:proofErr w:type="spellEnd"/>
+      <w:r>
+        <w:t xml:space="preserve"> плотности) представляет собой эвристическую аппроксимацию истинной объединенной медианы. Хотя в рамках проведенного исследования данный подход не привел к искажению итоговых статистических выводов, повышение точности в будущем может быть достигнуто за счет внедрения специализированных ZK-дружественных алгоритмов ранжирования или использования методов защищенных многосторонних вычислений (MPC) для нахождения истинной объединенной медианы без раскрытия индивидуальных значений.</w:t>
       </w:r>
     </w:p>
     <w:p>
@@ -11917,16 +12013,24 @@
     </w:p>
     <w:p>
       <w:r>
-        <w:t>Кроме того, внедрение протокола в реальную клиническую практику ограничено текущими технологическими барьерами, а именно зависимостью среды исполнения от WSL2 и специализированного инструментария Rust, что осложняет прямую интеграцию решения в существующие лабораторные информационные системы (LIS). В этой связи приоритетным направлением развития является разработка нативных библиотек для операционных систем семейства Windows и создание интуитивно понятных графических интерфейсов, адаптированных для работы врачей-исследователей.</w:t>
+        <w:t xml:space="preserve">Кроме того, внедрение протокола в реальную клиническую практику ограничено текущими технологическими барьерами, а именно зависимостью среды исполнения от WSL2 и специализированного инструментария </w:t>
+      </w:r>
+      <w:proofErr w:type="spellStart"/>
+      <w:r>
+        <w:t>Rust</w:t>
+      </w:r>
+      <w:proofErr w:type="spellEnd"/>
+      <w:r>
+        <w:t>, что осложняет прямую интеграцию решения в существующие лабораторные информационные системы (LIS). В этой связи приоритетным направлением развития является разработка нативных библиотек для операционных систем семейства Windows и создание интуитивно понятных графических интерфейсов, адаптированных для работы врачей-исследователей.</w:t>
       </w:r>
     </w:p>
     <w:p>
       <w:r>
-        <w:t xml:space="preserve">В отличие от методов гомоморфного шифрования, которые остаются крайне ресурсоемкими для сложных статистических функций, и протоколов защищенного многостороннего вычисления, требующих синхронного онлайн-присутствия всех участников, предложенный ZK-протокол является асинхронным. Лаборатории могут </w:t>
+        <w:t xml:space="preserve">В отличие от методов гомоморфного шифрования, которые остаются крайне ресурсоемкими для сложных статистических функций, и протоколов защищенного многостороннего вычисления, требующих синхронного онлайн-присутствия всех </w:t>
       </w:r>
       <w:r>
         <w:lastRenderedPageBreak/>
-        <w:t>генерировать доказательства независимо и в разное время, что делает его более подходящим для глобальных научных проектов с участием множества центров. Разработанный инструмент закладывает фундамент для нового поколения систем внешней оценки качества и совместных клинических исследований, где доказательность выводов сочетается с абсолютной приватностью пациентов.</w:t>
+        <w:t>участников, предложенный ZK-протокол является асинхронным. Лаборатории могут генерировать доказательства независимо и в разное время, что делает его более подходящим для глобальных научных проектов с участием множества центров. Разработанный инструмент закладывает фундамент для нового поколения систем внешней оценки качества и совместных клинических исследований, где доказательность выводов сочетается с доказательно контролируемым раскрытием агрегатов без раскрытия персональных данных.</w:t>
       </w:r>
     </w:p>
     <w:p>
@@ -11939,7 +12043,23 @@
     </w:p>
     <w:p>
       <w:r>
-        <w:t xml:space="preserve">В результате проведенного исследования был разработан и успешно валидирован криптографический протокол на базе технологии zk-STARK, подтвердивший принципиальную возможность проведения статистического сравнения независимых групп без раскрытия первичных данных и их трансграничной передачи. Экспериментально доказано, что предложенная архитектура обеспечивает прецизионную точность вычислений с контролируемой относительной погрешностью, не превышающей </w:t>
+        <w:t xml:space="preserve">В результате проведенного исследования был разработан и успешно </w:t>
+      </w:r>
+      <w:proofErr w:type="spellStart"/>
+      <w:r>
+        <w:t>валидирован</w:t>
+      </w:r>
+      <w:proofErr w:type="spellEnd"/>
+      <w:r>
+        <w:t xml:space="preserve"> криптографический протокол на базе технологии </w:t>
+      </w:r>
+      <w:proofErr w:type="spellStart"/>
+      <w:r>
+        <w:t>zk</w:t>
+      </w:r>
+      <w:proofErr w:type="spellEnd"/>
+      <w:r>
+        <w:t xml:space="preserve">-STARK, подтвердивший принципиальную возможность проведения статистического сравнения независимых групп без раскрытия первичных данных и их трансграничной передачи. Экспериментально доказано, что предложенная архитектура обеспечивает прецизионную точность вычислений с контролируемой относительной погрешностью, не превышающей </w:t>
       </w:r>
       <m:oMath>
         <m:sSup>
@@ -11956,7 +12076,7 @@
               <w:rPr>
                 <w:rFonts w:ascii="Cambria Math" w:hAnsi="Cambria Math"/>
               </w:rPr>
-              <m:t>10</m:t>
+              <m:t>2×10</m:t>
             </m:r>
           </m:e>
           <m:sup>
@@ -12059,7 +12179,21 @@
         <w:rPr>
           <w:lang w:val="en-US"/>
         </w:rPr>
-        <w:t>Welch B.L., Biometrika, 1947, vol. 34, no. 1-2, p. 28–35.</w:t>
+        <w:t xml:space="preserve">Welch B.L., </w:t>
+      </w:r>
+      <w:proofErr w:type="spellStart"/>
+      <w:r>
+        <w:rPr>
+          <w:lang w:val="en-US"/>
+        </w:rPr>
+        <w:t>Biometrika</w:t>
+      </w:r>
+      <w:proofErr w:type="spellEnd"/>
+      <w:r>
+        <w:rPr>
+          <w:lang w:val="en-US"/>
+        </w:rPr>
+        <w:t>, 1947, vol. 34, no. 1-2, p. 28–35.</w:t>
       </w:r>
       <w:bookmarkEnd w:id="7"/>
     </w:p>
@@ -12081,7 +12215,77 @@
         <w:rPr>
           <w:lang w:val="en-US"/>
         </w:rPr>
-        <w:t>Ben-Sasson E. et al., IACR Cryptology ePrint Archive, 2018, Report 2018/046.</w:t>
+        <w:t>Ben-</w:t>
+      </w:r>
+      <w:proofErr w:type="spellStart"/>
+      <w:r>
+        <w:rPr>
+          <w:lang w:val="en-US"/>
+        </w:rPr>
+        <w:t>Sasson</w:t>
+      </w:r>
+      <w:proofErr w:type="spellEnd"/>
+      <w:r>
+        <w:rPr>
+          <w:lang w:val="en-US"/>
+        </w:rPr>
+        <w:t xml:space="preserve"> E., </w:t>
+      </w:r>
+      <w:proofErr w:type="spellStart"/>
+      <w:r>
+        <w:rPr>
+          <w:lang w:val="en-US"/>
+        </w:rPr>
+        <w:t>Bentov</w:t>
+      </w:r>
+      <w:proofErr w:type="spellEnd"/>
+      <w:r>
+        <w:rPr>
+          <w:lang w:val="en-US"/>
+        </w:rPr>
+        <w:t xml:space="preserve"> I., </w:t>
+      </w:r>
+      <w:proofErr w:type="spellStart"/>
+      <w:r>
+        <w:rPr>
+          <w:lang w:val="en-US"/>
+        </w:rPr>
+        <w:t>Horesh</w:t>
+      </w:r>
+      <w:proofErr w:type="spellEnd"/>
+      <w:r>
+        <w:rPr>
+          <w:lang w:val="en-US"/>
+        </w:rPr>
+        <w:t xml:space="preserve"> Y., </w:t>
+      </w:r>
+      <w:proofErr w:type="spellStart"/>
+      <w:r>
+        <w:rPr>
+          <w:lang w:val="en-US"/>
+        </w:rPr>
+        <w:t>Riabzev</w:t>
+      </w:r>
+      <w:proofErr w:type="spellEnd"/>
+      <w:r>
+        <w:rPr>
+          <w:lang w:val="en-US"/>
+        </w:rPr>
+        <w:t xml:space="preserve"> M. Scalable, transparent, and post-quantum secure computational integrity. IACR Cryptology </w:t>
+      </w:r>
+      <w:proofErr w:type="spellStart"/>
+      <w:r>
+        <w:rPr>
+          <w:lang w:val="en-US"/>
+        </w:rPr>
+        <w:t>ePrint</w:t>
+      </w:r>
+      <w:proofErr w:type="spellEnd"/>
+      <w:r>
+        <w:rPr>
+          <w:lang w:val="en-US"/>
+        </w:rPr>
+        <w:t xml:space="preserve"> Archive, 2018, Report 2018/046.</w:t>
       </w:r>
     </w:p>
     <w:p>
@@ -12150,14 +12354,26 @@
           <w:lang w:val="en-US"/>
         </w:rPr>
       </w:pPr>
-      <w:bookmarkStart w:id="11" w:name="_Ref239761550"/>
       <w:r>
         <w:rPr>
           <w:lang w:val="en-US"/>
         </w:rPr>
-        <w:t>Shapiro S.S., Wilk M.B., 1965</w:t>
-      </w:r>
-      <w:bookmarkEnd w:id="11"/>
+        <w:t xml:space="preserve">Shapiro, S. S., &amp; Wilk, M. B. (1965). An Analysis of Variance Test for Normality (Complete Samples). </w:t>
+      </w:r>
+      <w:proofErr w:type="spellStart"/>
+      <w:r>
+        <w:rPr>
+          <w:lang w:val="en-US"/>
+        </w:rPr>
+        <w:t>Biometrika</w:t>
+      </w:r>
+      <w:proofErr w:type="spellEnd"/>
+      <w:r>
+        <w:rPr>
+          <w:lang w:val="en-US"/>
+        </w:rPr>
+        <w:t>, 52(3/4), 591–611. https://doi.org/10.2307/2333709</w:t>
+      </w:r>
       <w:r>
         <w:rPr>
           <w:lang w:val="en-US"/>
